--- a/lessons/4-1/downloads/4-1-notes-teacher.docx
+++ b/lessons/4-1/downloads/4-1-notes-teacher.docx
@@ -1176,6 +1176,314 @@
         </w:tc>
       </w:tr>
     </w:tbl>
+    <w:tbl>
+      <w:tblPr>
+        <w:tblW w:type="pct" w:w="100%"/>
+        <w:tblBorders>
+          <w:top w:val="none" w:color="FFFFFF" w:sz="0"/>
+          <w:left w:val="none" w:color="FFFFFF" w:sz="0"/>
+          <w:bottom w:val="single" w:color="C7D2DD" w:sz="4"/>
+          <w:right w:val="none" w:color="FFFFFF" w:sz="0"/>
+          <w:insideH w:val="none" w:color="FFFFFF" w:sz="0"/>
+          <w:insideV w:val="none" w:color="FFFFFF" w:sz="0"/>
+        </w:tblBorders>
+      </w:tblPr>
+      <w:tblGrid>
+        <w:gridCol w:w="1800"/>
+        <w:gridCol w:w="7560"/>
+      </w:tblGrid>
+      <w:tr>
+        <w:trPr>
+          <w:cantSplit/>
+        </w:trPr>
+        <w:tc>
+          <w:tcPr>
+            <w:tcW w:type="dxa" w:w="1800"/>
+            <w:tcMar>
+              <w:top w:type="dxa" w:w="100"/>
+              <w:left w:type="dxa" w:w="40"/>
+              <w:bottom w:type="dxa" w:w="100"/>
+              <w:right w:type="dxa" w:w="120"/>
+            </w:tcMar>
+            <w:vAlign w:val="center"/>
+          </w:tcPr>
+          <w:p>
+            <w:pPr>
+              <w:spacing w:after="0"/>
+              <w:jc w:val="center"/>
+            </w:pPr>
+            <w:r>
+              <w:drawing>
+                <wp:inline distT="0" distB="0" distL="0" distR="0">
+                  <wp:extent cx="1047750" cy="790575"/>
+                  <wp:effectExtent t="0" r="0" b="0" l="0"/>
+                  <wp:docPr id="1" name="" descr="" title=""/>
+                  <wp:cNvGraphicFramePr>
+                    <a:graphicFrameLocks xmlns:a="http://schemas.openxmlformats.org/drawingml/2006/main" noChangeAspect="1"/>
+                  </wp:cNvGraphicFramePr>
+                  <a:graphic xmlns:a="http://schemas.openxmlformats.org/drawingml/2006/main">
+                    <a:graphicData uri="http://schemas.openxmlformats.org/drawingml/2006/picture">
+                      <pic:pic xmlns:pic="http://schemas.openxmlformats.org/drawingml/2006/picture">
+                        <pic:nvPicPr>
+                          <pic:cNvPr id="0" name="" descr=""/>
+                          <pic:cNvPicPr>
+                            <a:picLocks noChangeAspect="1" noChangeArrowheads="1"/>
+                          </pic:cNvPicPr>
+                        </pic:nvPicPr>
+                        <pic:blipFill>
+                          <a:blip r:embed="rId12" cstate="none"/>
+                          <a:srcRect/>
+                          <a:stretch>
+                            <a:fillRect/>
+                          </a:stretch>
+                        </pic:blipFill>
+                        <pic:spPr bwMode="auto">
+                          <a:xfrm>
+                            <a:off x="0" y="0"/>
+                            <a:ext cx="1047750" cy="790575"/>
+                          </a:xfrm>
+                          <a:prstGeom prst="rect">
+                            <a:avLst/>
+                          </a:prstGeom>
+                        </pic:spPr>
+                      </pic:pic>
+                    </a:graphicData>
+                  </a:graphic>
+                </wp:inline>
+              </w:drawing>
+            </w:r>
+          </w:p>
+        </w:tc>
+        <w:tc>
+          <w:tcPr>
+            <w:tcW w:type="dxa" w:w="7560"/>
+            <w:tcMar>
+              <w:top w:type="dxa" w:w="100"/>
+              <w:left w:type="dxa" w:w="40"/>
+              <w:bottom w:type="dxa" w:w="100"/>
+              <w:right w:type="dxa" w:w="40"/>
+            </w:tcMar>
+            <w:vAlign w:val="center"/>
+          </w:tcPr>
+          <w:p>
+            <w:pPr>
+              <w:spacing w:after="50"/>
+            </w:pPr>
+            <w:r>
+              <w:rPr>
+                <w:b/>
+                <w:bCs/>
+                <w:color w:val="12355B"/>
+                <w:sz w:val="24"/>
+                <w:szCs w:val="24"/>
+              </w:rPr>
+              <w:t xml:space="preserve">Equivalent ratio</w:t>
+            </w:r>
+            <w:r>
+              <w:rPr>
+                <w:i/>
+                <w:iCs/>
+                <w:color w:val="5F6F80"/>
+                <w:sz w:val="19"/>
+                <w:szCs w:val="19"/>
+              </w:rPr>
+              <w:t xml:space="preserve">   Razón equivalente</w:t>
+            </w:r>
+          </w:p>
+          <w:p>
+            <w:pPr>
+              <w:spacing w:after="40"/>
+            </w:pPr>
+            <w:r>
+              <w:rPr>
+                <w:sz w:val="21"/>
+                <w:szCs w:val="21"/>
+              </w:rPr>
+              <w:t xml:space="preserve">A ratio with the same value, made by multiplying or dividing both terms by the same number.</w:t>
+            </w:r>
+          </w:p>
+          <w:p>
+            <w:pPr>
+              <w:spacing w:after="0"/>
+            </w:pPr>
+            <w:r>
+              <w:rPr>
+                <w:b/>
+                <w:bCs/>
+                <w:color w:val="1FA6A2"/>
+                <w:sz w:val="18"/>
+                <w:szCs w:val="18"/>
+              </w:rPr>
+              <w:t xml:space="preserve">Example:  </w:t>
+            </w:r>
+            <w:r>
+              <w:rPr>
+                <w:i/>
+                <w:iCs/>
+                <w:color w:val="5F6F80"/>
+                <w:sz w:val="18"/>
+                <w:szCs w:val="18"/>
+              </w:rPr>
+              <w:t xml:space="preserve">2 : 5 → 40 : 100</w:t>
+            </w:r>
+          </w:p>
+        </w:tc>
+      </w:tr>
+    </w:tbl>
+    <w:tbl>
+      <w:tblPr>
+        <w:tblW w:type="pct" w:w="100%"/>
+        <w:tblBorders>
+          <w:top w:val="none" w:color="FFFFFF" w:sz="0"/>
+          <w:left w:val="none" w:color="FFFFFF" w:sz="0"/>
+          <w:bottom w:val="single" w:color="C7D2DD" w:sz="4"/>
+          <w:right w:val="none" w:color="FFFFFF" w:sz="0"/>
+          <w:insideH w:val="none" w:color="FFFFFF" w:sz="0"/>
+          <w:insideV w:val="none" w:color="FFFFFF" w:sz="0"/>
+        </w:tblBorders>
+      </w:tblPr>
+      <w:tblGrid>
+        <w:gridCol w:w="1800"/>
+        <w:gridCol w:w="7560"/>
+      </w:tblGrid>
+      <w:tr>
+        <w:trPr>
+          <w:cantSplit/>
+        </w:trPr>
+        <w:tc>
+          <w:tcPr>
+            <w:tcW w:type="dxa" w:w="1800"/>
+            <w:tcMar>
+              <w:top w:type="dxa" w:w="100"/>
+              <w:left w:type="dxa" w:w="40"/>
+              <w:bottom w:type="dxa" w:w="100"/>
+              <w:right w:type="dxa" w:w="120"/>
+            </w:tcMar>
+            <w:vAlign w:val="center"/>
+          </w:tcPr>
+          <w:p>
+            <w:pPr>
+              <w:spacing w:after="0"/>
+              <w:jc w:val="center"/>
+            </w:pPr>
+            <w:r>
+              <w:drawing>
+                <wp:inline distT="0" distB="0" distL="0" distR="0">
+                  <wp:extent cx="1047750" cy="790575"/>
+                  <wp:effectExtent t="0" r="0" b="0" l="0"/>
+                  <wp:docPr id="1" name="" descr="" title=""/>
+                  <wp:cNvGraphicFramePr>
+                    <a:graphicFrameLocks xmlns:a="http://schemas.openxmlformats.org/drawingml/2006/main" noChangeAspect="1"/>
+                  </wp:cNvGraphicFramePr>
+                  <a:graphic xmlns:a="http://schemas.openxmlformats.org/drawingml/2006/main">
+                    <a:graphicData uri="http://schemas.openxmlformats.org/drawingml/2006/picture">
+                      <pic:pic xmlns:pic="http://schemas.openxmlformats.org/drawingml/2006/picture">
+                        <pic:nvPicPr>
+                          <pic:cNvPr id="0" name="" descr=""/>
+                          <pic:cNvPicPr>
+                            <a:picLocks noChangeAspect="1" noChangeArrowheads="1"/>
+                          </pic:cNvPicPr>
+                        </pic:nvPicPr>
+                        <pic:blipFill>
+                          <a:blip r:embed="rId13" cstate="none"/>
+                          <a:srcRect/>
+                          <a:stretch>
+                            <a:fillRect/>
+                          </a:stretch>
+                        </pic:blipFill>
+                        <pic:spPr bwMode="auto">
+                          <a:xfrm>
+                            <a:off x="0" y="0"/>
+                            <a:ext cx="1047750" cy="790575"/>
+                          </a:xfrm>
+                          <a:prstGeom prst="rect">
+                            <a:avLst/>
+                          </a:prstGeom>
+                        </pic:spPr>
+                      </pic:pic>
+                    </a:graphicData>
+                  </a:graphic>
+                </wp:inline>
+              </w:drawing>
+            </w:r>
+          </w:p>
+        </w:tc>
+        <w:tc>
+          <w:tcPr>
+            <w:tcW w:type="dxa" w:w="7560"/>
+            <w:tcMar>
+              <w:top w:type="dxa" w:w="100"/>
+              <w:left w:type="dxa" w:w="40"/>
+              <w:bottom w:type="dxa" w:w="100"/>
+              <w:right w:type="dxa" w:w="40"/>
+            </w:tcMar>
+            <w:vAlign w:val="center"/>
+          </w:tcPr>
+          <w:p>
+            <w:pPr>
+              <w:spacing w:after="50"/>
+            </w:pPr>
+            <w:r>
+              <w:rPr>
+                <w:b/>
+                <w:bCs/>
+                <w:color w:val="12355B"/>
+                <w:sz w:val="24"/>
+                <w:szCs w:val="24"/>
+              </w:rPr>
+              <w:t xml:space="preserve">Tape diagram</w:t>
+            </w:r>
+            <w:r>
+              <w:rPr>
+                <w:i/>
+                <w:iCs/>
+                <w:color w:val="5F6F80"/>
+                <w:sz w:val="19"/>
+                <w:szCs w:val="19"/>
+              </w:rPr>
+              <w:t xml:space="preserve">   Diagrama de cinta</w:t>
+            </w:r>
+          </w:p>
+          <w:p>
+            <w:pPr>
+              <w:spacing w:after="40"/>
+            </w:pPr>
+            <w:r>
+              <w:rPr>
+                <w:sz w:val="21"/>
+                <w:szCs w:val="21"/>
+              </w:rPr>
+              <w:t xml:space="preserve">A bar split into equal parts to show a percent.</w:t>
+            </w:r>
+          </w:p>
+          <w:p>
+            <w:pPr>
+              <w:spacing w:after="0"/>
+            </w:pPr>
+            <w:r>
+              <w:rPr>
+                <w:b/>
+                <w:bCs/>
+                <w:color w:val="1FA6A2"/>
+                <w:sz w:val="18"/>
+                <w:szCs w:val="18"/>
+              </w:rPr>
+              <w:t xml:space="preserve">Example:  </w:t>
+            </w:r>
+            <w:r>
+              <w:rPr>
+                <w:i/>
+                <w:iCs/>
+                <w:color w:val="5F6F80"/>
+                <w:sz w:val="18"/>
+                <w:szCs w:val="18"/>
+              </w:rPr>
+              <w:t xml:space="preserve">One full bar = 100%</w:t>
+            </w:r>
+          </w:p>
+        </w:tc>
+      </w:tr>
+    </w:tbl>
     <w:p>
       <w:pPr>
         <w:pStyle w:val="Heading1"/>
@@ -1264,7 +1572,7 @@
                 <w:sz w:val="21"/>
                 <w:szCs w:val="21"/>
               </w:rPr>
-              <w:t xml:space="preserve">Understand Percent      •      Percent      •      Per hundred      •      Decimal grid      •      Part-to-whole      •      Greater than 100%</w:t>
+              <w:t xml:space="preserve">Understand Percent      •      Percent      •      Per hundred      •      Decimal grid      •      Part-to-whole      •      Greater than 100%      •      Equivalent ratio      •      Tape diagram</w:t>
             </w:r>
           </w:p>
         </w:tc>
@@ -1526,6 +1834,80 @@
           <w:szCs w:val="22"/>
         </w:rPr>
         <w:t xml:space="preserve"> than one whole.</w:t>
+      </w:r>
+    </w:p>
+    <w:p>
+      <w:pPr>
+        <w:keepLines/>
+        <w:spacing w:after="260" w:before="200"/>
+      </w:pPr>
+      <w:r>
+        <w:rPr>
+          <w:b/>
+          <w:bCs/>
+          <w:color w:val="12355B"/>
+          <w:sz w:val="22"/>
+          <w:szCs w:val="22"/>
+        </w:rPr>
+        <w:t xml:space="preserve">7.  </w:t>
+      </w:r>
+      <w:r>
+        <w:rPr>
+          <w:sz w:val="22"/>
+          <w:szCs w:val="22"/>
+        </w:rPr>
+        <w:t xml:space="preserve">A ratio made by multiplying both terms by the same number is an </w:t>
+      </w:r>
+      <w:r>
+        <w:rPr>
+          <w:sz w:val="22"/>
+          <w:szCs w:val="22"/>
+        </w:rPr>
+        <w:t xml:space="preserve">________________</w:t>
+      </w:r>
+      <w:r>
+        <w:rPr>
+          <w:sz w:val="22"/>
+          <w:szCs w:val="22"/>
+        </w:rPr>
+        <w:t xml:space="preserve">.</w:t>
+      </w:r>
+    </w:p>
+    <w:p>
+      <w:pPr>
+        <w:keepLines/>
+        <w:spacing w:after="260" w:before="200"/>
+      </w:pPr>
+      <w:r>
+        <w:rPr>
+          <w:b/>
+          <w:bCs/>
+          <w:color w:val="12355B"/>
+          <w:sz w:val="22"/>
+          <w:szCs w:val="22"/>
+        </w:rPr>
+        <w:t xml:space="preserve">8.  </w:t>
+      </w:r>
+      <w:r>
+        <w:rPr>
+          <w:sz w:val="22"/>
+          <w:szCs w:val="22"/>
+        </w:rPr>
+        <w:t xml:space="preserve">A bar split into equal parts that shows a percent is a </w:t>
+      </w:r>
+      <w:r>
+        <w:rPr>
+          <w:sz w:val="22"/>
+          <w:szCs w:val="22"/>
+        </w:rPr>
+        <w:t xml:space="preserve">________________</w:t>
+      </w:r>
+      <w:r>
+        <w:rPr>
+          <w:sz w:val="22"/>
+          <w:szCs w:val="22"/>
+        </w:rPr>
+        <w:t xml:space="preserve">.</w:t>
       </w:r>
     </w:p>
     <w:p>
@@ -2595,7 +2977,7 @@
           <w:sz w:val="20"/>
           <w:szCs w:val="20"/>
         </w:rPr>
-        <w:t xml:space="preserve">A)  Per hundred</w:t>
+        <w:t xml:space="preserve">A)  Per ten</w:t>
       </w:r>
     </w:p>
     <w:p>
@@ -2608,7 +2990,7 @@
           <w:sz w:val="20"/>
           <w:szCs w:val="20"/>
         </w:rPr>
-        <w:t xml:space="preserve">B)  Per ten</w:t>
+        <w:t xml:space="preserve">B)  Per thousand</w:t>
       </w:r>
     </w:p>
     <w:p>
@@ -2621,7 +3003,7 @@
           <w:sz w:val="20"/>
           <w:szCs w:val="20"/>
         </w:rPr>
-        <w:t xml:space="preserve">C)  Per thousand</w:t>
+        <w:t xml:space="preserve">C)  Per hundred</w:t>
       </w:r>
     </w:p>
     <w:p>
@@ -2680,7 +3062,7 @@
           <w:sz w:val="21"/>
           <w:szCs w:val="21"/>
         </w:rPr>
-        <w:t xml:space="preserve">A. Per hundred</w:t>
+        <w:t xml:space="preserve">C. Per hundred</w:t>
       </w:r>
     </w:p>
     <w:p>
@@ -2763,7 +3145,7 @@
           <w:sz w:val="20"/>
           <w:szCs w:val="20"/>
         </w:rPr>
-        <w:t xml:space="preserve">A)  30%</w:t>
+        <w:t xml:space="preserve">A)  3%</w:t>
       </w:r>
     </w:p>
     <w:p>
@@ -2776,7 +3158,7 @@
           <w:sz w:val="20"/>
           <w:szCs w:val="20"/>
         </w:rPr>
-        <w:t xml:space="preserve">B)  3%</w:t>
+        <w:t xml:space="preserve">B)  10%</w:t>
       </w:r>
     </w:p>
     <w:p>
@@ -2789,7 +3171,7 @@
           <w:sz w:val="20"/>
           <w:szCs w:val="20"/>
         </w:rPr>
-        <w:t xml:space="preserve">C)  10%</w:t>
+        <w:t xml:space="preserve">C)  13%</w:t>
       </w:r>
     </w:p>
     <w:p>
@@ -2802,7 +3184,7 @@
           <w:sz w:val="20"/>
           <w:szCs w:val="20"/>
         </w:rPr>
-        <w:t xml:space="preserve">D)  13%</w:t>
+        <w:t xml:space="preserve">D)  30%</w:t>
       </w:r>
     </w:p>
     <w:p>
@@ -3532,7 +3914,7 @@
           <w:sz w:val="20"/>
           <w:szCs w:val="20"/>
         </w:rPr>
-        <w:t xml:space="preserve">A)  65%</w:t>
+        <w:t xml:space="preserve">A)  6.5%</w:t>
       </w:r>
     </w:p>
     <w:p>
@@ -3558,7 +3940,7 @@
           <w:sz w:val="20"/>
           <w:szCs w:val="20"/>
         </w:rPr>
-        <w:t xml:space="preserve">C)  6.5%</w:t>
+        <w:t xml:space="preserve">C)  65%</w:t>
       </w:r>
     </w:p>
     <w:p>
@@ -3662,7 +4044,7 @@
           <w:sz w:val="20"/>
           <w:szCs w:val="20"/>
         </w:rPr>
-        <w:t xml:space="preserve">A)  120%</w:t>
+        <w:t xml:space="preserve">A)  0.8%</w:t>
       </w:r>
     </w:p>
     <w:p>
@@ -3675,7 +4057,7 @@
           <w:sz w:val="20"/>
           <w:szCs w:val="20"/>
         </w:rPr>
-        <w:t xml:space="preserve">B)  100%</w:t>
+        <w:t xml:space="preserve">B)  80%</w:t>
       </w:r>
     </w:p>
     <w:p>
@@ -3688,7 +4070,7 @@
           <w:sz w:val="20"/>
           <w:szCs w:val="20"/>
         </w:rPr>
-        <w:t xml:space="preserve">C)  80%</w:t>
+        <w:t xml:space="preserve">C)  100%</w:t>
       </w:r>
     </w:p>
     <w:p>
@@ -3701,7 +4083,7 @@
           <w:sz w:val="20"/>
           <w:szCs w:val="20"/>
         </w:rPr>
-        <w:t xml:space="preserve">D)  0.8%</w:t>
+        <w:t xml:space="preserve">D)  120%</w:t>
       </w:r>
     </w:p>
     <w:p>
@@ -3990,7 +4372,7 @@
           <w:sz w:val="20"/>
           <w:szCs w:val="20"/>
         </w:rPr>
-        <w:t xml:space="preserve">A)  150%</w:t>
+        <w:t xml:space="preserve">A)  1.5%</w:t>
       </w:r>
     </w:p>
     <w:p>
@@ -4029,7 +4411,7 @@
           <w:sz w:val="20"/>
           <w:szCs w:val="20"/>
         </w:rPr>
-        <w:t xml:space="preserve">D)  1.5%</w:t>
+        <w:t xml:space="preserve">D)  150%</w:t>
       </w:r>
     </w:p>
     <w:p>
@@ -4265,7 +4647,7 @@
           <w:sz w:val="21"/>
           <w:szCs w:val="21"/>
         </w:rPr>
-        <w:t xml:space="preserve">A)  40%, because 4 out of 10 equals 40 out of 100</w:t>
+        <w:t xml:space="preserve">A)  4%, because 4 voters chose the tiger</w:t>
       </w:r>
     </w:p>
     <w:p>
@@ -4278,7 +4660,7 @@
           <w:sz w:val="21"/>
           <w:szCs w:val="21"/>
         </w:rPr>
-        <w:t xml:space="preserve">B)  4%, because 4 voters chose the tiger</w:t>
+        <w:t xml:space="preserve">B)  10%, because the ratio is out of 10</w:t>
       </w:r>
     </w:p>
     <w:p>
@@ -4291,7 +4673,7 @@
           <w:sz w:val="21"/>
           <w:szCs w:val="21"/>
         </w:rPr>
-        <w:t xml:space="preserve">C)  10%, because the ratio is out of 10</w:t>
+        <w:t xml:space="preserve">C)  14%, because 4 + 10 = 14</w:t>
       </w:r>
     </w:p>
     <w:p>
@@ -4304,7 +4686,7 @@
           <w:sz w:val="21"/>
           <w:szCs w:val="21"/>
         </w:rPr>
-        <w:t xml:space="preserve">D)  14%, because 4 + 10 = 14</w:t>
+        <w:t xml:space="preserve">D)  40%, because 4 out of 10 equals 40 out of 100</w:t>
       </w:r>
     </w:p>
     <w:p>
@@ -4496,6 +4878,48 @@
     </w:p>
     <w:p>
       <w:pPr>
+        <w:spacing w:after="80"/>
+      </w:pPr>
+      <w:r>
+        <w:rPr>
+          <w:b/>
+          <w:bCs/>
+          <w:sz w:val="21"/>
+          <w:szCs w:val="21"/>
+        </w:rPr>
+        <w:t xml:space="preserve">Notes 7:  </w:t>
+      </w:r>
+      <w:r>
+        <w:rPr>
+          <w:sz w:val="21"/>
+          <w:szCs w:val="21"/>
+        </w:rPr>
+        <w:t xml:space="preserve">Equivalent ratio</w:t>
+      </w:r>
+    </w:p>
+    <w:p>
+      <w:pPr>
+        <w:spacing w:after="80"/>
+      </w:pPr>
+      <w:r>
+        <w:rPr>
+          <w:b/>
+          <w:bCs/>
+          <w:sz w:val="21"/>
+          <w:szCs w:val="21"/>
+        </w:rPr>
+        <w:t xml:space="preserve">Notes 8:  </w:t>
+      </w:r>
+      <w:r>
+        <w:rPr>
+          <w:sz w:val="21"/>
+          <w:szCs w:val="21"/>
+        </w:rPr>
+        <w:t xml:space="preserve">Tape diagram</w:t>
+      </w:r>
+    </w:p>
+    <w:p>
+      <w:pPr>
         <w:pStyle w:val="Heading2"/>
         <w:spacing w:after="80" w:before="180"/>
       </w:pPr>
@@ -4528,7 +4952,7 @@
           <w:sz w:val="21"/>
           <w:szCs w:val="21"/>
         </w:rPr>
-        <w:t xml:space="preserve">A. Per hundred</w:t>
+        <w:t xml:space="preserve">C. Per hundred</w:t>
       </w:r>
     </w:p>
     <w:p>
@@ -4549,7 +4973,7 @@
           <w:sz w:val="21"/>
           <w:szCs w:val="21"/>
         </w:rPr>
-        <w:t xml:space="preserve">A. 30%</w:t>
+        <w:t xml:space="preserve">D. 30%</w:t>
       </w:r>
     </w:p>
     <w:p>
@@ -4627,7 +5051,7 @@
           <w:sz w:val="21"/>
           <w:szCs w:val="21"/>
         </w:rPr>
-        <w:t xml:space="preserve">A)  65%</w:t>
+        <w:t xml:space="preserve">C)  65%</w:t>
       </w:r>
       <w:r>
         <w:rPr>
@@ -4658,7 +5082,7 @@
           <w:sz w:val="21"/>
           <w:szCs w:val="21"/>
         </w:rPr>
-        <w:t xml:space="preserve">A)  120%</w:t>
+        <w:t xml:space="preserve">D)  120%</w:t>
       </w:r>
       <w:r>
         <w:rPr>
@@ -4767,7 +5191,7 @@
           <w:sz w:val="21"/>
           <w:szCs w:val="21"/>
         </w:rPr>
-        <w:t xml:space="preserve">A)  150%</w:t>
+        <w:t xml:space="preserve">D)  150%</w:t>
       </w:r>
       <w:r>
         <w:rPr>
@@ -4845,7 +5269,7 @@
           <w:sz w:val="21"/>
           <w:szCs w:val="21"/>
         </w:rPr>
-        <w:t xml:space="preserve">A)  40%, because 4 out of 10 equals 40 out of 100</w:t>
+        <w:t xml:space="preserve">D)  40%, because 4 out of 10 equals 40 out of 100</w:t>
       </w:r>
       <w:r>
         <w:rPr>

--- a/lessons/4-1/downloads/4-1-notes-teacher.docx
+++ b/lessons/4-1/downloads/4-1-notes-teacher.docx
@@ -249,49 +249,269 @@
           <w:sz w:val="19"/>
           <w:szCs w:val="19"/>
         </w:rPr>
-        <w:t xml:space="preserve">Look at the picture, read the word, then read what it means.</w:t>
+        <w:t xml:space="preserve">Review each concept term, definition, non-example, and visual clue.</w:t>
       </w:r>
     </w:p>
     <w:tbl>
       <w:tblPr>
-        <w:tblW w:type="pct" w:w="100%"/>
+        <w:tblW w:type="dxa" w:w="9360"/>
         <w:tblBorders>
-          <w:top w:val="none" w:color="FFFFFF" w:sz="0"/>
-          <w:left w:val="none" w:color="FFFFFF" w:sz="0"/>
-          <w:bottom w:val="single" w:color="C7D2DD" w:sz="4"/>
-          <w:right w:val="none" w:color="FFFFFF" w:sz="0"/>
-          <w:insideH w:val="none" w:color="FFFFFF" w:sz="0"/>
-          <w:insideV w:val="none" w:color="FFFFFF" w:sz="0"/>
+          <w:top w:val="single" w:color="C7D2DD" w:sz="6"/>
+          <w:left w:val="single" w:color="C7D2DD" w:sz="6"/>
+          <w:bottom w:val="single" w:color="C7D2DD" w:sz="6"/>
+          <w:right w:val="single" w:color="C7D2DD" w:sz="6"/>
+          <w:insideH w:val="single" w:color="C7D2DD" w:sz="6"/>
+          <w:insideV w:val="single" w:color="C7D2DD" w:sz="6"/>
         </w:tblBorders>
       </w:tblPr>
       <w:tblGrid>
         <w:gridCol w:w="1800"/>
-        <w:gridCol w:w="7560"/>
+        <w:gridCol w:w="3160"/>
+        <w:gridCol w:w="2200"/>
+        <w:gridCol w:w="2200"/>
       </w:tblGrid>
       <w:tr>
         <w:trPr>
           <w:cantSplit/>
+          <w:tblHeader/>
         </w:trPr>
         <w:tc>
           <w:tcPr>
             <w:tcW w:type="dxa" w:w="1800"/>
-            <w:tcMar>
-              <w:top w:type="dxa" w:w="100"/>
-              <w:left w:type="dxa" w:w="40"/>
-              <w:bottom w:type="dxa" w:w="100"/>
-              <w:right w:type="dxa" w:w="120"/>
-            </w:tcMar>
-            <w:vAlign w:val="center"/>
+            <w:shd w:fill="EEF4F8" w:color="auto" w:val="clear"/>
+            <w:tcMar>
+              <w:top w:type="dxa" w:w="80"/>
+              <w:left w:type="dxa" w:w="100"/>
+              <w:bottom w:type="dxa" w:w="80"/>
+              <w:right w:type="dxa" w:w="100"/>
+            </w:tcMar>
           </w:tcPr>
           <w:p>
             <w:pPr>
               <w:spacing w:after="0"/>
+            </w:pPr>
+            <w:r>
+              <w:rPr>
+                <w:b/>
+                <w:bCs/>
+                <w:color w:val="12355B"/>
+                <w:sz w:val="19"/>
+                <w:szCs w:val="19"/>
+              </w:rPr>
+              <w:t xml:space="preserve">Concept Term</w:t>
+            </w:r>
+          </w:p>
+        </w:tc>
+        <w:tc>
+          <w:tcPr>
+            <w:tcW w:type="dxa" w:w="3160"/>
+            <w:shd w:fill="EEF4F8" w:color="auto" w:val="clear"/>
+            <w:tcMar>
+              <w:top w:type="dxa" w:w="80"/>
+              <w:left w:type="dxa" w:w="100"/>
+              <w:bottom w:type="dxa" w:w="80"/>
+              <w:right w:type="dxa" w:w="100"/>
+            </w:tcMar>
+          </w:tcPr>
+          <w:p>
+            <w:pPr>
+              <w:spacing w:after="0"/>
+            </w:pPr>
+            <w:r>
+              <w:rPr>
+                <w:b/>
+                <w:bCs/>
+                <w:color w:val="12355B"/>
+                <w:sz w:val="19"/>
+                <w:szCs w:val="19"/>
+              </w:rPr>
+              <w:t xml:space="preserve">Student-Friendly Definition</w:t>
+            </w:r>
+          </w:p>
+        </w:tc>
+        <w:tc>
+          <w:tcPr>
+            <w:tcW w:type="dxa" w:w="2200"/>
+            <w:shd w:fill="EEF4F8" w:color="auto" w:val="clear"/>
+            <w:tcMar>
+              <w:top w:type="dxa" w:w="80"/>
+              <w:left w:type="dxa" w:w="100"/>
+              <w:bottom w:type="dxa" w:w="80"/>
+              <w:right w:type="dxa" w:w="100"/>
+            </w:tcMar>
+          </w:tcPr>
+          <w:p>
+            <w:pPr>
+              <w:spacing w:after="0"/>
+            </w:pPr>
+            <w:r>
+              <w:rPr>
+                <w:b/>
+                <w:bCs/>
+                <w:color w:val="12355B"/>
+                <w:sz w:val="19"/>
+                <w:szCs w:val="19"/>
+              </w:rPr>
+              <w:t xml:space="preserve">Non-Example</w:t>
+            </w:r>
+          </w:p>
+        </w:tc>
+        <w:tc>
+          <w:tcPr>
+            <w:tcW w:type="dxa" w:w="2200"/>
+            <w:shd w:fill="EEF4F8" w:color="auto" w:val="clear"/>
+            <w:tcMar>
+              <w:top w:type="dxa" w:w="80"/>
+              <w:left w:type="dxa" w:w="100"/>
+              <w:bottom w:type="dxa" w:w="80"/>
+              <w:right w:type="dxa" w:w="100"/>
+            </w:tcMar>
+          </w:tcPr>
+          <w:p>
+            <w:pPr>
+              <w:spacing w:after="0"/>
+            </w:pPr>
+            <w:r>
+              <w:rPr>
+                <w:b/>
+                <w:bCs/>
+                <w:color w:val="12355B"/>
+                <w:sz w:val="19"/>
+                <w:szCs w:val="19"/>
+              </w:rPr>
+              <w:t xml:space="preserve">Visual Clue</w:t>
+            </w:r>
+          </w:p>
+        </w:tc>
+      </w:tr>
+      <w:tr>
+        <w:trPr>
+          <w:cantSplit/>
+        </w:trPr>
+        <w:tc>
+          <w:tcPr>
+            <w:tcW w:type="dxa" w:w="1800"/>
+            <w:tcMar>
+              <w:top w:type="dxa" w:w="80"/>
+              <w:left w:type="dxa" w:w="100"/>
+              <w:bottom w:type="dxa" w:w="80"/>
+              <w:right w:type="dxa" w:w="100"/>
+            </w:tcMar>
+            <w:vAlign w:val="top"/>
+          </w:tcPr>
+          <w:p>
+            <w:pPr>
+              <w:spacing w:after="30"/>
+            </w:pPr>
+            <w:r>
+              <w:rPr>
+                <w:b/>
+                <w:bCs/>
+                <w:color w:val="12355B"/>
+                <w:sz w:val="21"/>
+                <w:szCs w:val="21"/>
+              </w:rPr>
+              <w:t xml:space="preserve">Understand Percent</w:t>
+            </w:r>
+          </w:p>
+          <w:p>
+            <w:pPr>
+              <w:spacing w:after="0"/>
+            </w:pPr>
+            <w:r>
+              <w:rPr>
+                <w:i/>
+                <w:iCs/>
+                <w:color w:val="5F6F80"/>
+                <w:sz w:val="18"/>
+                <w:szCs w:val="18"/>
+              </w:rPr>
+              <w:t xml:space="preserve">Comprender el porcentaje</w:t>
+            </w:r>
+          </w:p>
+        </w:tc>
+        <w:tc>
+          <w:tcPr>
+            <w:tcW w:type="dxa" w:w="3160"/>
+            <w:tcMar>
+              <w:top w:type="dxa" w:w="80"/>
+              <w:left w:type="dxa" w:w="100"/>
+              <w:bottom w:type="dxa" w:w="80"/>
+              <w:right w:type="dxa" w:w="100"/>
+            </w:tcMar>
+            <w:vAlign w:val="top"/>
+          </w:tcPr>
+          <w:p>
+            <w:pPr>
+              <w:spacing w:after="0"/>
+            </w:pPr>
+            <w:r>
+              <w:rPr>
+                <w:sz w:val="20"/>
+                <w:szCs w:val="20"/>
+              </w:rPr>
+              <w:t xml:space="preserve">A percent is a ratio that compares a number to 100, so every percent answers the question “how many out of 100?”</w:t>
+            </w:r>
+          </w:p>
+        </w:tc>
+        <w:tc>
+          <w:tcPr>
+            <w:tcW w:type="dxa" w:w="2200"/>
+            <w:tcMar>
+              <w:top w:type="dxa" w:w="80"/>
+              <w:left w:type="dxa" w:w="100"/>
+              <w:bottom w:type="dxa" w:w="80"/>
+              <w:right w:type="dxa" w:w="100"/>
+            </w:tcMar>
+            <w:vAlign w:val="top"/>
+          </w:tcPr>
+          <w:p>
+            <w:pPr>
+              <w:spacing w:after="40"/>
+            </w:pPr>
+            <w:r>
+              <w:rPr>
+                <w:i/>
+                <w:iCs/>
+                <w:color w:val="5F6F80"/>
+                <w:sz w:val="19"/>
+                <w:szCs w:val="19"/>
+              </w:rPr>
+              <w:t xml:space="preserve">Not Understand Percent: write a counter-example that breaks the definition.</w:t>
+            </w:r>
+          </w:p>
+          <w:p>
+            <w:pPr>
+              <w:pBdr>
+                <w:bottom w:val="single" w:color="AFBECC" w:sz="6"/>
+              </w:pBdr>
+              <w:spacing w:after="30" w:before="150"/>
+            </w:pPr>
+            <w:r>
+              <w:t xml:space="preserve"/>
+            </w:r>
+          </w:p>
+        </w:tc>
+        <w:tc>
+          <w:tcPr>
+            <w:tcW w:type="dxa" w:w="2200"/>
+            <w:tcMar>
+              <w:top w:type="dxa" w:w="80"/>
+              <w:left w:type="dxa" w:w="100"/>
+              <w:bottom w:type="dxa" w:w="80"/>
+              <w:right w:type="dxa" w:w="100"/>
+            </w:tcMar>
+            <w:vAlign w:val="top"/>
+          </w:tcPr>
+          <w:p>
+            <w:pPr>
+              <w:spacing w:after="40"/>
               <w:jc w:val="center"/>
             </w:pPr>
             <w:r>
               <w:drawing>
                 <wp:inline distT="0" distB="0" distL="0" distR="0">
-                  <wp:extent cx="1047750" cy="790575"/>
+                  <wp:extent cx="876300" cy="657225"/>
                   <wp:effectExtent t="0" r="0" b="0" l="0"/>
                   <wp:docPr id="1" name="" descr="" title=""/>
                   <wp:cNvGraphicFramePr>
@@ -316,7 +536,7 @@
                         <pic:spPr bwMode="auto">
                           <a:xfrm>
                             <a:off x="0" y="0"/>
-                            <a:ext cx="1047750" cy="790575"/>
+                            <a:ext cx="876300" cy="657225"/>
                           </a:xfrm>
                           <a:prstGeom prst="rect">
                             <a:avLst/>
@@ -329,32 +549,108 @@
               </w:drawing>
             </w:r>
           </w:p>
-        </w:tc>
-        <w:tc>
-          <w:tcPr>
-            <w:tcW w:type="dxa" w:w="7560"/>
-            <w:tcMar>
-              <w:top w:type="dxa" w:w="100"/>
-              <w:left w:type="dxa" w:w="40"/>
-              <w:bottom w:type="dxa" w:w="100"/>
-              <w:right w:type="dxa" w:w="40"/>
-            </w:tcMar>
-            <w:vAlign w:val="center"/>
-          </w:tcPr>
-          <w:p>
-            <w:pPr>
-              <w:spacing w:after="50"/>
+          <w:p>
+            <w:pPr>
+              <w:spacing w:after="0"/>
+            </w:pPr>
+            <w:r>
+              <w:rPr>
+                <w:i/>
+                <w:iCs/>
+                <w:color w:val="5F6F80"/>
+                <w:sz w:val="18"/>
+                <w:szCs w:val="18"/>
+              </w:rPr>
+              <w:t xml:space="preserve">4 out of 10 = 40 out of 100 = 40%</w:t>
+            </w:r>
+          </w:p>
+        </w:tc>
+      </w:tr>
+      <w:tr>
+        <w:trPr>
+          <w:cantSplit/>
+        </w:trPr>
+        <w:tc>
+          <w:tcPr>
+            <w:tcW w:type="dxa" w:w="1800"/>
+            <w:tcMar>
+              <w:top w:type="dxa" w:w="80"/>
+              <w:left w:type="dxa" w:w="100"/>
+              <w:bottom w:type="dxa" w:w="80"/>
+              <w:right w:type="dxa" w:w="100"/>
+            </w:tcMar>
+            <w:vAlign w:val="top"/>
+          </w:tcPr>
+          <w:p>
+            <w:pPr>
+              <w:spacing w:after="30"/>
             </w:pPr>
             <w:r>
               <w:rPr>
                 <w:b/>
                 <w:bCs/>
                 <w:color w:val="12355B"/>
-                <w:sz w:val="24"/>
-                <w:szCs w:val="24"/>
-              </w:rPr>
-              <w:t xml:space="preserve">Understand Percent</w:t>
-            </w:r>
+                <w:sz w:val="21"/>
+                <w:szCs w:val="21"/>
+              </w:rPr>
+              <w:t xml:space="preserve">Percent</w:t>
+            </w:r>
+          </w:p>
+          <w:p>
+            <w:pPr>
+              <w:spacing w:after="0"/>
+            </w:pPr>
+            <w:r>
+              <w:rPr>
+                <w:i/>
+                <w:iCs/>
+                <w:color w:val="5F6F80"/>
+                <w:sz w:val="18"/>
+                <w:szCs w:val="18"/>
+              </w:rPr>
+              <w:t xml:space="preserve">Porcentaje</w:t>
+            </w:r>
+          </w:p>
+        </w:tc>
+        <w:tc>
+          <w:tcPr>
+            <w:tcW w:type="dxa" w:w="3160"/>
+            <w:tcMar>
+              <w:top w:type="dxa" w:w="80"/>
+              <w:left w:type="dxa" w:w="100"/>
+              <w:bottom w:type="dxa" w:w="80"/>
+              <w:right w:type="dxa" w:w="100"/>
+            </w:tcMar>
+            <w:vAlign w:val="top"/>
+          </w:tcPr>
+          <w:p>
+            <w:pPr>
+              <w:spacing w:after="0"/>
+            </w:pPr>
+            <w:r>
+              <w:rPr>
+                <w:sz w:val="20"/>
+                <w:szCs w:val="20"/>
+              </w:rPr>
+              <w:t xml:space="preserve">A ratio that compares a number to 100. The word means “per hundred,” and the symbol is %.</w:t>
+            </w:r>
+          </w:p>
+        </w:tc>
+        <w:tc>
+          <w:tcPr>
+            <w:tcW w:type="dxa" w:w="2200"/>
+            <w:tcMar>
+              <w:top w:type="dxa" w:w="80"/>
+              <w:left w:type="dxa" w:w="100"/>
+              <w:bottom w:type="dxa" w:w="80"/>
+              <w:right w:type="dxa" w:w="100"/>
+            </w:tcMar>
+            <w:vAlign w:val="top"/>
+          </w:tcPr>
+          <w:p>
+            <w:pPr>
+              <w:spacing w:after="40"/>
+            </w:pPr>
             <w:r>
               <w:rPr>
                 <w:i/>
@@ -363,89 +659,41 @@
                 <w:sz w:val="19"/>
                 <w:szCs w:val="19"/>
               </w:rPr>
-              <w:t xml:space="preserve">   Comprender el porcentaje</w:t>
-            </w:r>
-          </w:p>
+              <w:t xml:space="preserve">Not Percent: write a counter-example that breaks the definition.</w:t>
+            </w:r>
+          </w:p>
+          <w:p>
+            <w:pPr>
+              <w:pBdr>
+                <w:bottom w:val="single" w:color="AFBECC" w:sz="6"/>
+              </w:pBdr>
+              <w:spacing w:after="30" w:before="150"/>
+            </w:pPr>
+            <w:r>
+              <w:t xml:space="preserve"/>
+            </w:r>
+          </w:p>
+        </w:tc>
+        <w:tc>
+          <w:tcPr>
+            <w:tcW w:type="dxa" w:w="2200"/>
+            <w:tcMar>
+              <w:top w:type="dxa" w:w="80"/>
+              <w:left w:type="dxa" w:w="100"/>
+              <w:bottom w:type="dxa" w:w="80"/>
+              <w:right w:type="dxa" w:w="100"/>
+            </w:tcMar>
+            <w:vAlign w:val="top"/>
+          </w:tcPr>
           <w:p>
             <w:pPr>
               <w:spacing w:after="40"/>
-            </w:pPr>
-            <w:r>
-              <w:rPr>
-                <w:sz w:val="21"/>
-                <w:szCs w:val="21"/>
-              </w:rPr>
-              <w:t xml:space="preserve">A percent is a ratio that compares a number to 100, so every percent answers the question “how many out of 100?”</w:t>
-            </w:r>
-          </w:p>
-          <w:p>
-            <w:pPr>
-              <w:spacing w:after="0"/>
-            </w:pPr>
-            <w:r>
-              <w:rPr>
-                <w:b/>
-                <w:bCs/>
-                <w:color w:val="1FA6A2"/>
-                <w:sz w:val="18"/>
-                <w:szCs w:val="18"/>
-              </w:rPr>
-              <w:t xml:space="preserve">Example:  </w:t>
-            </w:r>
-            <w:r>
-              <w:rPr>
-                <w:i/>
-                <w:iCs/>
-                <w:color w:val="5F6F80"/>
-                <w:sz w:val="18"/>
-                <w:szCs w:val="18"/>
-              </w:rPr>
-              <w:t xml:space="preserve">4 out of 10 = 40 out of 100 = 40%</w:t>
-            </w:r>
-          </w:p>
-        </w:tc>
-      </w:tr>
-    </w:tbl>
-    <w:tbl>
-      <w:tblPr>
-        <w:tblW w:type="pct" w:w="100%"/>
-        <w:tblBorders>
-          <w:top w:val="none" w:color="FFFFFF" w:sz="0"/>
-          <w:left w:val="none" w:color="FFFFFF" w:sz="0"/>
-          <w:bottom w:val="single" w:color="C7D2DD" w:sz="4"/>
-          <w:right w:val="none" w:color="FFFFFF" w:sz="0"/>
-          <w:insideH w:val="none" w:color="FFFFFF" w:sz="0"/>
-          <w:insideV w:val="none" w:color="FFFFFF" w:sz="0"/>
-        </w:tblBorders>
-      </w:tblPr>
-      <w:tblGrid>
-        <w:gridCol w:w="1800"/>
-        <w:gridCol w:w="7560"/>
-      </w:tblGrid>
-      <w:tr>
-        <w:trPr>
-          <w:cantSplit/>
-        </w:trPr>
-        <w:tc>
-          <w:tcPr>
-            <w:tcW w:type="dxa" w:w="1800"/>
-            <w:tcMar>
-              <w:top w:type="dxa" w:w="100"/>
-              <w:left w:type="dxa" w:w="40"/>
-              <w:bottom w:type="dxa" w:w="100"/>
-              <w:right w:type="dxa" w:w="120"/>
-            </w:tcMar>
-            <w:vAlign w:val="center"/>
-          </w:tcPr>
-          <w:p>
-            <w:pPr>
-              <w:spacing w:after="0"/>
               <w:jc w:val="center"/>
             </w:pPr>
             <w:r>
               <w:drawing>
                 <wp:inline distT="0" distB="0" distL="0" distR="0">
-                  <wp:extent cx="1047750" cy="790575"/>
+                  <wp:extent cx="876300" cy="657225"/>
                   <wp:effectExtent t="0" r="0" b="0" l="0"/>
                   <wp:docPr id="1" name="" descr="" title=""/>
                   <wp:cNvGraphicFramePr>
@@ -470,7 +718,7 @@
                         <pic:spPr bwMode="auto">
                           <a:xfrm>
                             <a:off x="0" y="0"/>
-                            <a:ext cx="1047750" cy="790575"/>
+                            <a:ext cx="876300" cy="657225"/>
                           </a:xfrm>
                           <a:prstGeom prst="rect">
                             <a:avLst/>
@@ -483,32 +731,108 @@
               </w:drawing>
             </w:r>
           </w:p>
-        </w:tc>
-        <w:tc>
-          <w:tcPr>
-            <w:tcW w:type="dxa" w:w="7560"/>
-            <w:tcMar>
-              <w:top w:type="dxa" w:w="100"/>
-              <w:left w:type="dxa" w:w="40"/>
-              <w:bottom w:type="dxa" w:w="100"/>
-              <w:right w:type="dxa" w:w="40"/>
-            </w:tcMar>
-            <w:vAlign w:val="center"/>
-          </w:tcPr>
-          <w:p>
-            <w:pPr>
-              <w:spacing w:after="50"/>
+          <w:p>
+            <w:pPr>
+              <w:spacing w:after="0"/>
+            </w:pPr>
+            <w:r>
+              <w:rPr>
+                <w:i/>
+                <w:iCs/>
+                <w:color w:val="5F6F80"/>
+                <w:sz w:val="18"/>
+                <w:szCs w:val="18"/>
+              </w:rPr>
+              <w:t xml:space="preserve">40% = 40 out of 100 = 40/100</w:t>
+            </w:r>
+          </w:p>
+        </w:tc>
+      </w:tr>
+      <w:tr>
+        <w:trPr>
+          <w:cantSplit/>
+        </w:trPr>
+        <w:tc>
+          <w:tcPr>
+            <w:tcW w:type="dxa" w:w="1800"/>
+            <w:tcMar>
+              <w:top w:type="dxa" w:w="80"/>
+              <w:left w:type="dxa" w:w="100"/>
+              <w:bottom w:type="dxa" w:w="80"/>
+              <w:right w:type="dxa" w:w="100"/>
+            </w:tcMar>
+            <w:vAlign w:val="top"/>
+          </w:tcPr>
+          <w:p>
+            <w:pPr>
+              <w:spacing w:after="30"/>
             </w:pPr>
             <w:r>
               <w:rPr>
                 <w:b/>
                 <w:bCs/>
                 <w:color w:val="12355B"/>
-                <w:sz w:val="24"/>
-                <w:szCs w:val="24"/>
-              </w:rPr>
-              <w:t xml:space="preserve">Percent</w:t>
-            </w:r>
+                <w:sz w:val="21"/>
+                <w:szCs w:val="21"/>
+              </w:rPr>
+              <w:t xml:space="preserve">Per hundred</w:t>
+            </w:r>
+          </w:p>
+          <w:p>
+            <w:pPr>
+              <w:spacing w:after="0"/>
+            </w:pPr>
+            <w:r>
+              <w:rPr>
+                <w:i/>
+                <w:iCs/>
+                <w:color w:val="5F6F80"/>
+                <w:sz w:val="18"/>
+                <w:szCs w:val="18"/>
+              </w:rPr>
+              <w:t xml:space="preserve">Por cada cien</w:t>
+            </w:r>
+          </w:p>
+        </w:tc>
+        <w:tc>
+          <w:tcPr>
+            <w:tcW w:type="dxa" w:w="3160"/>
+            <w:tcMar>
+              <w:top w:type="dxa" w:w="80"/>
+              <w:left w:type="dxa" w:w="100"/>
+              <w:bottom w:type="dxa" w:w="80"/>
+              <w:right w:type="dxa" w:w="100"/>
+            </w:tcMar>
+            <w:vAlign w:val="top"/>
+          </w:tcPr>
+          <w:p>
+            <w:pPr>
+              <w:spacing w:after="0"/>
+            </w:pPr>
+            <w:r>
+              <w:rPr>
+                <w:sz w:val="20"/>
+                <w:szCs w:val="20"/>
+              </w:rPr>
+              <w:t xml:space="preserve">The meaning hidden inside the word percent: for every group of 100. It is why every percent can be written as a fraction over 100.</w:t>
+            </w:r>
+          </w:p>
+        </w:tc>
+        <w:tc>
+          <w:tcPr>
+            <w:tcW w:type="dxa" w:w="2200"/>
+            <w:tcMar>
+              <w:top w:type="dxa" w:w="80"/>
+              <w:left w:type="dxa" w:w="100"/>
+              <w:bottom w:type="dxa" w:w="80"/>
+              <w:right w:type="dxa" w:w="100"/>
+            </w:tcMar>
+            <w:vAlign w:val="top"/>
+          </w:tcPr>
+          <w:p>
+            <w:pPr>
+              <w:spacing w:after="40"/>
+            </w:pPr>
             <w:r>
               <w:rPr>
                 <w:i/>
@@ -517,89 +841,41 @@
                 <w:sz w:val="19"/>
                 <w:szCs w:val="19"/>
               </w:rPr>
-              <w:t xml:space="preserve">   Porcentaje</w:t>
-            </w:r>
-          </w:p>
+              <w:t xml:space="preserve">Not Per hundred: write a counter-example that breaks the definition.</w:t>
+            </w:r>
+          </w:p>
+          <w:p>
+            <w:pPr>
+              <w:pBdr>
+                <w:bottom w:val="single" w:color="AFBECC" w:sz="6"/>
+              </w:pBdr>
+              <w:spacing w:after="30" w:before="150"/>
+            </w:pPr>
+            <w:r>
+              <w:t xml:space="preserve"/>
+            </w:r>
+          </w:p>
+        </w:tc>
+        <w:tc>
+          <w:tcPr>
+            <w:tcW w:type="dxa" w:w="2200"/>
+            <w:tcMar>
+              <w:top w:type="dxa" w:w="80"/>
+              <w:left w:type="dxa" w:w="100"/>
+              <w:bottom w:type="dxa" w:w="80"/>
+              <w:right w:type="dxa" w:w="100"/>
+            </w:tcMar>
+            <w:vAlign w:val="top"/>
+          </w:tcPr>
           <w:p>
             <w:pPr>
               <w:spacing w:after="40"/>
-            </w:pPr>
-            <w:r>
-              <w:rPr>
-                <w:sz w:val="21"/>
-                <w:szCs w:val="21"/>
-              </w:rPr>
-              <w:t xml:space="preserve">A ratio that compares a number to 100. The word means “per hundred,” and the symbol is %.</w:t>
-            </w:r>
-          </w:p>
-          <w:p>
-            <w:pPr>
-              <w:spacing w:after="0"/>
-            </w:pPr>
-            <w:r>
-              <w:rPr>
-                <w:b/>
-                <w:bCs/>
-                <w:color w:val="1FA6A2"/>
-                <w:sz w:val="18"/>
-                <w:szCs w:val="18"/>
-              </w:rPr>
-              <w:t xml:space="preserve">Example:  </w:t>
-            </w:r>
-            <w:r>
-              <w:rPr>
-                <w:i/>
-                <w:iCs/>
-                <w:color w:val="5F6F80"/>
-                <w:sz w:val="18"/>
-                <w:szCs w:val="18"/>
-              </w:rPr>
-              <w:t xml:space="preserve">40% = 40 out of 100 = 40/100</w:t>
-            </w:r>
-          </w:p>
-        </w:tc>
-      </w:tr>
-    </w:tbl>
-    <w:tbl>
-      <w:tblPr>
-        <w:tblW w:type="pct" w:w="100%"/>
-        <w:tblBorders>
-          <w:top w:val="none" w:color="FFFFFF" w:sz="0"/>
-          <w:left w:val="none" w:color="FFFFFF" w:sz="0"/>
-          <w:bottom w:val="single" w:color="C7D2DD" w:sz="4"/>
-          <w:right w:val="none" w:color="FFFFFF" w:sz="0"/>
-          <w:insideH w:val="none" w:color="FFFFFF" w:sz="0"/>
-          <w:insideV w:val="none" w:color="FFFFFF" w:sz="0"/>
-        </w:tblBorders>
-      </w:tblPr>
-      <w:tblGrid>
-        <w:gridCol w:w="1800"/>
-        <w:gridCol w:w="7560"/>
-      </w:tblGrid>
-      <w:tr>
-        <w:trPr>
-          <w:cantSplit/>
-        </w:trPr>
-        <w:tc>
-          <w:tcPr>
-            <w:tcW w:type="dxa" w:w="1800"/>
-            <w:tcMar>
-              <w:top w:type="dxa" w:w="100"/>
-              <w:left w:type="dxa" w:w="40"/>
-              <w:bottom w:type="dxa" w:w="100"/>
-              <w:right w:type="dxa" w:w="120"/>
-            </w:tcMar>
-            <w:vAlign w:val="center"/>
-          </w:tcPr>
-          <w:p>
-            <w:pPr>
-              <w:spacing w:after="0"/>
               <w:jc w:val="center"/>
             </w:pPr>
             <w:r>
               <w:drawing>
                 <wp:inline distT="0" distB="0" distL="0" distR="0">
-                  <wp:extent cx="1047750" cy="790575"/>
+                  <wp:extent cx="876300" cy="657225"/>
                   <wp:effectExtent t="0" r="0" b="0" l="0"/>
                   <wp:docPr id="1" name="" descr="" title=""/>
                   <wp:cNvGraphicFramePr>
@@ -624,7 +900,7 @@
                         <pic:spPr bwMode="auto">
                           <a:xfrm>
                             <a:off x="0" y="0"/>
-                            <a:ext cx="1047750" cy="790575"/>
+                            <a:ext cx="876300" cy="657225"/>
                           </a:xfrm>
                           <a:prstGeom prst="rect">
                             <a:avLst/>
@@ -637,32 +913,108 @@
               </w:drawing>
             </w:r>
           </w:p>
-        </w:tc>
-        <w:tc>
-          <w:tcPr>
-            <w:tcW w:type="dxa" w:w="7560"/>
-            <w:tcMar>
-              <w:top w:type="dxa" w:w="100"/>
-              <w:left w:type="dxa" w:w="40"/>
-              <w:bottom w:type="dxa" w:w="100"/>
-              <w:right w:type="dxa" w:w="40"/>
-            </w:tcMar>
-            <w:vAlign w:val="center"/>
-          </w:tcPr>
-          <w:p>
-            <w:pPr>
-              <w:spacing w:after="50"/>
+          <w:p>
+            <w:pPr>
+              <w:spacing w:after="0"/>
+            </w:pPr>
+            <w:r>
+              <w:rPr>
+                <w:i/>
+                <w:iCs/>
+                <w:color w:val="5F6F80"/>
+                <w:sz w:val="18"/>
+                <w:szCs w:val="18"/>
+              </w:rPr>
+              <w:t xml:space="preserve">23% = 23/100</w:t>
+            </w:r>
+          </w:p>
+        </w:tc>
+      </w:tr>
+      <w:tr>
+        <w:trPr>
+          <w:cantSplit/>
+        </w:trPr>
+        <w:tc>
+          <w:tcPr>
+            <w:tcW w:type="dxa" w:w="1800"/>
+            <w:tcMar>
+              <w:top w:type="dxa" w:w="80"/>
+              <w:left w:type="dxa" w:w="100"/>
+              <w:bottom w:type="dxa" w:w="80"/>
+              <w:right w:type="dxa" w:w="100"/>
+            </w:tcMar>
+            <w:vAlign w:val="top"/>
+          </w:tcPr>
+          <w:p>
+            <w:pPr>
+              <w:spacing w:after="30"/>
             </w:pPr>
             <w:r>
               <w:rPr>
                 <w:b/>
                 <w:bCs/>
                 <w:color w:val="12355B"/>
-                <w:sz w:val="24"/>
-                <w:szCs w:val="24"/>
-              </w:rPr>
-              <w:t xml:space="preserve">Per hundred</w:t>
-            </w:r>
+                <w:sz w:val="21"/>
+                <w:szCs w:val="21"/>
+              </w:rPr>
+              <w:t xml:space="preserve">Decimal grid</w:t>
+            </w:r>
+          </w:p>
+          <w:p>
+            <w:pPr>
+              <w:spacing w:after="0"/>
+            </w:pPr>
+            <w:r>
+              <w:rPr>
+                <w:i/>
+                <w:iCs/>
+                <w:color w:val="5F6F80"/>
+                <w:sz w:val="18"/>
+                <w:szCs w:val="18"/>
+              </w:rPr>
+              <w:t xml:space="preserve">Cuadrícula decimal</w:t>
+            </w:r>
+          </w:p>
+        </w:tc>
+        <w:tc>
+          <w:tcPr>
+            <w:tcW w:type="dxa" w:w="3160"/>
+            <w:tcMar>
+              <w:top w:type="dxa" w:w="80"/>
+              <w:left w:type="dxa" w:w="100"/>
+              <w:bottom w:type="dxa" w:w="80"/>
+              <w:right w:type="dxa" w:w="100"/>
+            </w:tcMar>
+            <w:vAlign w:val="top"/>
+          </w:tcPr>
+          <w:p>
+            <w:pPr>
+              <w:spacing w:after="0"/>
+            </w:pPr>
+            <w:r>
+              <w:rPr>
+                <w:sz w:val="20"/>
+                <w:szCs w:val="20"/>
+              </w:rPr>
+              <w:t xml:space="preserve">A 10-by-10 grid of 100 squares. Shading squares shows a percent directly, one square per percent.</w:t>
+            </w:r>
+          </w:p>
+        </w:tc>
+        <w:tc>
+          <w:tcPr>
+            <w:tcW w:type="dxa" w:w="2200"/>
+            <w:tcMar>
+              <w:top w:type="dxa" w:w="80"/>
+              <w:left w:type="dxa" w:w="100"/>
+              <w:bottom w:type="dxa" w:w="80"/>
+              <w:right w:type="dxa" w:w="100"/>
+            </w:tcMar>
+            <w:vAlign w:val="top"/>
+          </w:tcPr>
+          <w:p>
+            <w:pPr>
+              <w:spacing w:after="40"/>
+            </w:pPr>
             <w:r>
               <w:rPr>
                 <w:i/>
@@ -671,89 +1023,41 @@
                 <w:sz w:val="19"/>
                 <w:szCs w:val="19"/>
               </w:rPr>
-              <w:t xml:space="preserve">   Por cada cien</w:t>
-            </w:r>
-          </w:p>
+              <w:t xml:space="preserve">Not Decimal grid: write a counter-example that breaks the definition.</w:t>
+            </w:r>
+          </w:p>
+          <w:p>
+            <w:pPr>
+              <w:pBdr>
+                <w:bottom w:val="single" w:color="AFBECC" w:sz="6"/>
+              </w:pBdr>
+              <w:spacing w:after="30" w:before="150"/>
+            </w:pPr>
+            <w:r>
+              <w:t xml:space="preserve"/>
+            </w:r>
+          </w:p>
+        </w:tc>
+        <w:tc>
+          <w:tcPr>
+            <w:tcW w:type="dxa" w:w="2200"/>
+            <w:tcMar>
+              <w:top w:type="dxa" w:w="80"/>
+              <w:left w:type="dxa" w:w="100"/>
+              <w:bottom w:type="dxa" w:w="80"/>
+              <w:right w:type="dxa" w:w="100"/>
+            </w:tcMar>
+            <w:vAlign w:val="top"/>
+          </w:tcPr>
           <w:p>
             <w:pPr>
               <w:spacing w:after="40"/>
-            </w:pPr>
-            <w:r>
-              <w:rPr>
-                <w:sz w:val="21"/>
-                <w:szCs w:val="21"/>
-              </w:rPr>
-              <w:t xml:space="preserve">The meaning hidden inside the word percent: for every group of 100. It is why every percent can be written as a fraction over 100.</w:t>
-            </w:r>
-          </w:p>
-          <w:p>
-            <w:pPr>
-              <w:spacing w:after="0"/>
-            </w:pPr>
-            <w:r>
-              <w:rPr>
-                <w:b/>
-                <w:bCs/>
-                <w:color w:val="1FA6A2"/>
-                <w:sz w:val="18"/>
-                <w:szCs w:val="18"/>
-              </w:rPr>
-              <w:t xml:space="preserve">Example:  </w:t>
-            </w:r>
-            <w:r>
-              <w:rPr>
-                <w:i/>
-                <w:iCs/>
-                <w:color w:val="5F6F80"/>
-                <w:sz w:val="18"/>
-                <w:szCs w:val="18"/>
-              </w:rPr>
-              <w:t xml:space="preserve">23% = 23/100</w:t>
-            </w:r>
-          </w:p>
-        </w:tc>
-      </w:tr>
-    </w:tbl>
-    <w:tbl>
-      <w:tblPr>
-        <w:tblW w:type="pct" w:w="100%"/>
-        <w:tblBorders>
-          <w:top w:val="none" w:color="FFFFFF" w:sz="0"/>
-          <w:left w:val="none" w:color="FFFFFF" w:sz="0"/>
-          <w:bottom w:val="single" w:color="C7D2DD" w:sz="4"/>
-          <w:right w:val="none" w:color="FFFFFF" w:sz="0"/>
-          <w:insideH w:val="none" w:color="FFFFFF" w:sz="0"/>
-          <w:insideV w:val="none" w:color="FFFFFF" w:sz="0"/>
-        </w:tblBorders>
-      </w:tblPr>
-      <w:tblGrid>
-        <w:gridCol w:w="1800"/>
-        <w:gridCol w:w="7560"/>
-      </w:tblGrid>
-      <w:tr>
-        <w:trPr>
-          <w:cantSplit/>
-        </w:trPr>
-        <w:tc>
-          <w:tcPr>
-            <w:tcW w:type="dxa" w:w="1800"/>
-            <w:tcMar>
-              <w:top w:type="dxa" w:w="100"/>
-              <w:left w:type="dxa" w:w="40"/>
-              <w:bottom w:type="dxa" w:w="100"/>
-              <w:right w:type="dxa" w:w="120"/>
-            </w:tcMar>
-            <w:vAlign w:val="center"/>
-          </w:tcPr>
-          <w:p>
-            <w:pPr>
-              <w:spacing w:after="0"/>
               <w:jc w:val="center"/>
             </w:pPr>
             <w:r>
               <w:drawing>
                 <wp:inline distT="0" distB="0" distL="0" distR="0">
-                  <wp:extent cx="1047750" cy="790575"/>
+                  <wp:extent cx="876300" cy="657225"/>
                   <wp:effectExtent t="0" r="0" b="0" l="0"/>
                   <wp:docPr id="1" name="" descr="" title=""/>
                   <wp:cNvGraphicFramePr>
@@ -778,7 +1082,7 @@
                         <pic:spPr bwMode="auto">
                           <a:xfrm>
                             <a:off x="0" y="0"/>
-                            <a:ext cx="1047750" cy="790575"/>
+                            <a:ext cx="876300" cy="657225"/>
                           </a:xfrm>
                           <a:prstGeom prst="rect">
                             <a:avLst/>
@@ -791,32 +1095,108 @@
               </w:drawing>
             </w:r>
           </w:p>
-        </w:tc>
-        <w:tc>
-          <w:tcPr>
-            <w:tcW w:type="dxa" w:w="7560"/>
-            <w:tcMar>
-              <w:top w:type="dxa" w:w="100"/>
-              <w:left w:type="dxa" w:w="40"/>
-              <w:bottom w:type="dxa" w:w="100"/>
-              <w:right w:type="dxa" w:w="40"/>
-            </w:tcMar>
-            <w:vAlign w:val="center"/>
-          </w:tcPr>
-          <w:p>
-            <w:pPr>
-              <w:spacing w:after="50"/>
+          <w:p>
+            <w:pPr>
+              <w:spacing w:after="0"/>
+            </w:pPr>
+            <w:r>
+              <w:rPr>
+                <w:i/>
+                <w:iCs/>
+                <w:color w:val="5F6F80"/>
+                <w:sz w:val="18"/>
+                <w:szCs w:val="18"/>
+              </w:rPr>
+              <w:t xml:space="preserve">40 shaded squares out of 100 = 40%</w:t>
+            </w:r>
+          </w:p>
+        </w:tc>
+      </w:tr>
+      <w:tr>
+        <w:trPr>
+          <w:cantSplit/>
+        </w:trPr>
+        <w:tc>
+          <w:tcPr>
+            <w:tcW w:type="dxa" w:w="1800"/>
+            <w:tcMar>
+              <w:top w:type="dxa" w:w="80"/>
+              <w:left w:type="dxa" w:w="100"/>
+              <w:bottom w:type="dxa" w:w="80"/>
+              <w:right w:type="dxa" w:w="100"/>
+            </w:tcMar>
+            <w:vAlign w:val="top"/>
+          </w:tcPr>
+          <w:p>
+            <w:pPr>
+              <w:spacing w:after="30"/>
             </w:pPr>
             <w:r>
               <w:rPr>
                 <w:b/>
                 <w:bCs/>
                 <w:color w:val="12355B"/>
-                <w:sz w:val="24"/>
-                <w:szCs w:val="24"/>
-              </w:rPr>
-              <w:t xml:space="preserve">Decimal grid</w:t>
-            </w:r>
+                <w:sz w:val="21"/>
+                <w:szCs w:val="21"/>
+              </w:rPr>
+              <w:t xml:space="preserve">Part-to-whole</w:t>
+            </w:r>
+          </w:p>
+          <w:p>
+            <w:pPr>
+              <w:spacing w:after="0"/>
+            </w:pPr>
+            <w:r>
+              <w:rPr>
+                <w:i/>
+                <w:iCs/>
+                <w:color w:val="5F6F80"/>
+                <w:sz w:val="18"/>
+                <w:szCs w:val="18"/>
+              </w:rPr>
+              <w:t xml:space="preserve">Parte a todo</w:t>
+            </w:r>
+          </w:p>
+        </w:tc>
+        <w:tc>
+          <w:tcPr>
+            <w:tcW w:type="dxa" w:w="3160"/>
+            <w:tcMar>
+              <w:top w:type="dxa" w:w="80"/>
+              <w:left w:type="dxa" w:w="100"/>
+              <w:bottom w:type="dxa" w:w="80"/>
+              <w:right w:type="dxa" w:w="100"/>
+            </w:tcMar>
+            <w:vAlign w:val="top"/>
+          </w:tcPr>
+          <w:p>
+            <w:pPr>
+              <w:spacing w:after="0"/>
+            </w:pPr>
+            <w:r>
+              <w:rPr>
+                <w:sz w:val="20"/>
+                <w:szCs w:val="20"/>
+              </w:rPr>
+              <w:t xml:space="preserve">A comparison of one part against the whole amount. In a percent, the whole is always 100%.</w:t>
+            </w:r>
+          </w:p>
+        </w:tc>
+        <w:tc>
+          <w:tcPr>
+            <w:tcW w:type="dxa" w:w="2200"/>
+            <w:tcMar>
+              <w:top w:type="dxa" w:w="80"/>
+              <w:left w:type="dxa" w:w="100"/>
+              <w:bottom w:type="dxa" w:w="80"/>
+              <w:right w:type="dxa" w:w="100"/>
+            </w:tcMar>
+            <w:vAlign w:val="top"/>
+          </w:tcPr>
+          <w:p>
+            <w:pPr>
+              <w:spacing w:after="40"/>
+            </w:pPr>
             <w:r>
               <w:rPr>
                 <w:i/>
@@ -825,89 +1205,41 @@
                 <w:sz w:val="19"/>
                 <w:szCs w:val="19"/>
               </w:rPr>
-              <w:t xml:space="preserve">   Cuadrícula decimal</w:t>
-            </w:r>
-          </w:p>
+              <w:t xml:space="preserve">Not Part-to-whole: write a counter-example that breaks the definition.</w:t>
+            </w:r>
+          </w:p>
+          <w:p>
+            <w:pPr>
+              <w:pBdr>
+                <w:bottom w:val="single" w:color="AFBECC" w:sz="6"/>
+              </w:pBdr>
+              <w:spacing w:after="30" w:before="150"/>
+            </w:pPr>
+            <w:r>
+              <w:t xml:space="preserve"/>
+            </w:r>
+          </w:p>
+        </w:tc>
+        <w:tc>
+          <w:tcPr>
+            <w:tcW w:type="dxa" w:w="2200"/>
+            <w:tcMar>
+              <w:top w:type="dxa" w:w="80"/>
+              <w:left w:type="dxa" w:w="100"/>
+              <w:bottom w:type="dxa" w:w="80"/>
+              <w:right w:type="dxa" w:w="100"/>
+            </w:tcMar>
+            <w:vAlign w:val="top"/>
+          </w:tcPr>
           <w:p>
             <w:pPr>
               <w:spacing w:after="40"/>
-            </w:pPr>
-            <w:r>
-              <w:rPr>
-                <w:sz w:val="21"/>
-                <w:szCs w:val="21"/>
-              </w:rPr>
-              <w:t xml:space="preserve">A 10-by-10 grid of 100 squares. Shading squares shows a percent directly, one square per percent.</w:t>
-            </w:r>
-          </w:p>
-          <w:p>
-            <w:pPr>
-              <w:spacing w:after="0"/>
-            </w:pPr>
-            <w:r>
-              <w:rPr>
-                <w:b/>
-                <w:bCs/>
-                <w:color w:val="1FA6A2"/>
-                <w:sz w:val="18"/>
-                <w:szCs w:val="18"/>
-              </w:rPr>
-              <w:t xml:space="preserve">Example:  </w:t>
-            </w:r>
-            <w:r>
-              <w:rPr>
-                <w:i/>
-                <w:iCs/>
-                <w:color w:val="5F6F80"/>
-                <w:sz w:val="18"/>
-                <w:szCs w:val="18"/>
-              </w:rPr>
-              <w:t xml:space="preserve">40 shaded squares out of 100 = 40%</w:t>
-            </w:r>
-          </w:p>
-        </w:tc>
-      </w:tr>
-    </w:tbl>
-    <w:tbl>
-      <w:tblPr>
-        <w:tblW w:type="pct" w:w="100%"/>
-        <w:tblBorders>
-          <w:top w:val="none" w:color="FFFFFF" w:sz="0"/>
-          <w:left w:val="none" w:color="FFFFFF" w:sz="0"/>
-          <w:bottom w:val="single" w:color="C7D2DD" w:sz="4"/>
-          <w:right w:val="none" w:color="FFFFFF" w:sz="0"/>
-          <w:insideH w:val="none" w:color="FFFFFF" w:sz="0"/>
-          <w:insideV w:val="none" w:color="FFFFFF" w:sz="0"/>
-        </w:tblBorders>
-      </w:tblPr>
-      <w:tblGrid>
-        <w:gridCol w:w="1800"/>
-        <w:gridCol w:w="7560"/>
-      </w:tblGrid>
-      <w:tr>
-        <w:trPr>
-          <w:cantSplit/>
-        </w:trPr>
-        <w:tc>
-          <w:tcPr>
-            <w:tcW w:type="dxa" w:w="1800"/>
-            <w:tcMar>
-              <w:top w:type="dxa" w:w="100"/>
-              <w:left w:type="dxa" w:w="40"/>
-              <w:bottom w:type="dxa" w:w="100"/>
-              <w:right w:type="dxa" w:w="120"/>
-            </w:tcMar>
-            <w:vAlign w:val="center"/>
-          </w:tcPr>
-          <w:p>
-            <w:pPr>
-              <w:spacing w:after="0"/>
               <w:jc w:val="center"/>
             </w:pPr>
             <w:r>
               <w:drawing>
                 <wp:inline distT="0" distB="0" distL="0" distR="0">
-                  <wp:extent cx="1047750" cy="790575"/>
+                  <wp:extent cx="876300" cy="657225"/>
                   <wp:effectExtent t="0" r="0" b="0" l="0"/>
                   <wp:docPr id="1" name="" descr="" title=""/>
                   <wp:cNvGraphicFramePr>
@@ -932,7 +1264,7 @@
                         <pic:spPr bwMode="auto">
                           <a:xfrm>
                             <a:off x="0" y="0"/>
-                            <a:ext cx="1047750" cy="790575"/>
+                            <a:ext cx="876300" cy="657225"/>
                           </a:xfrm>
                           <a:prstGeom prst="rect">
                             <a:avLst/>
@@ -945,32 +1277,108 @@
               </w:drawing>
             </w:r>
           </w:p>
-        </w:tc>
-        <w:tc>
-          <w:tcPr>
-            <w:tcW w:type="dxa" w:w="7560"/>
-            <w:tcMar>
-              <w:top w:type="dxa" w:w="100"/>
-              <w:left w:type="dxa" w:w="40"/>
-              <w:bottom w:type="dxa" w:w="100"/>
-              <w:right w:type="dxa" w:w="40"/>
-            </w:tcMar>
-            <w:vAlign w:val="center"/>
-          </w:tcPr>
-          <w:p>
-            <w:pPr>
-              <w:spacing w:after="50"/>
+          <w:p>
+            <w:pPr>
+              <w:spacing w:after="0"/>
+            </w:pPr>
+            <w:r>
+              <w:rPr>
+                <w:i/>
+                <w:iCs/>
+                <w:color w:val="5F6F80"/>
+                <w:sz w:val="18"/>
+                <w:szCs w:val="18"/>
+              </w:rPr>
+              <w:t xml:space="preserve">The whole = 100%; the part = the percent</w:t>
+            </w:r>
+          </w:p>
+        </w:tc>
+      </w:tr>
+      <w:tr>
+        <w:trPr>
+          <w:cantSplit/>
+        </w:trPr>
+        <w:tc>
+          <w:tcPr>
+            <w:tcW w:type="dxa" w:w="1800"/>
+            <w:tcMar>
+              <w:top w:type="dxa" w:w="80"/>
+              <w:left w:type="dxa" w:w="100"/>
+              <w:bottom w:type="dxa" w:w="80"/>
+              <w:right w:type="dxa" w:w="100"/>
+            </w:tcMar>
+            <w:vAlign w:val="top"/>
+          </w:tcPr>
+          <w:p>
+            <w:pPr>
+              <w:spacing w:after="30"/>
             </w:pPr>
             <w:r>
               <w:rPr>
                 <w:b/>
                 <w:bCs/>
                 <w:color w:val="12355B"/>
-                <w:sz w:val="24"/>
-                <w:szCs w:val="24"/>
-              </w:rPr>
-              <w:t xml:space="preserve">Part-to-whole</w:t>
-            </w:r>
+                <w:sz w:val="21"/>
+                <w:szCs w:val="21"/>
+              </w:rPr>
+              <w:t xml:space="preserve">Greater than 100%</w:t>
+            </w:r>
+          </w:p>
+          <w:p>
+            <w:pPr>
+              <w:spacing w:after="0"/>
+            </w:pPr>
+            <w:r>
+              <w:rPr>
+                <w:i/>
+                <w:iCs/>
+                <w:color w:val="5F6F80"/>
+                <w:sz w:val="18"/>
+                <w:szCs w:val="18"/>
+              </w:rPr>
+              <w:t xml:space="preserve">Mayor que 100 %</w:t>
+            </w:r>
+          </w:p>
+        </w:tc>
+        <w:tc>
+          <w:tcPr>
+            <w:tcW w:type="dxa" w:w="3160"/>
+            <w:tcMar>
+              <w:top w:type="dxa" w:w="80"/>
+              <w:left w:type="dxa" w:w="100"/>
+              <w:bottom w:type="dxa" w:w="80"/>
+              <w:right w:type="dxa" w:w="100"/>
+            </w:tcMar>
+            <w:vAlign w:val="top"/>
+          </w:tcPr>
+          <w:p>
+            <w:pPr>
+              <w:spacing w:after="0"/>
+            </w:pPr>
+            <w:r>
+              <w:rPr>
+                <w:sz w:val="20"/>
+                <w:szCs w:val="20"/>
+              </w:rPr>
+              <w:t xml:space="preserve">More than one whole. A percent above 100 means the amount is larger than the thing it is being compared to.</w:t>
+            </w:r>
+          </w:p>
+        </w:tc>
+        <w:tc>
+          <w:tcPr>
+            <w:tcW w:type="dxa" w:w="2200"/>
+            <w:tcMar>
+              <w:top w:type="dxa" w:w="80"/>
+              <w:left w:type="dxa" w:w="100"/>
+              <w:bottom w:type="dxa" w:w="80"/>
+              <w:right w:type="dxa" w:w="100"/>
+            </w:tcMar>
+            <w:vAlign w:val="top"/>
+          </w:tcPr>
+          <w:p>
+            <w:pPr>
+              <w:spacing w:after="40"/>
+            </w:pPr>
             <w:r>
               <w:rPr>
                 <w:i/>
@@ -979,89 +1387,41 @@
                 <w:sz w:val="19"/>
                 <w:szCs w:val="19"/>
               </w:rPr>
-              <w:t xml:space="preserve">   Parte a todo</w:t>
-            </w:r>
-          </w:p>
+              <w:t xml:space="preserve">Not Greater than 100%: write a counter-example that breaks the definition.</w:t>
+            </w:r>
+          </w:p>
+          <w:p>
+            <w:pPr>
+              <w:pBdr>
+                <w:bottom w:val="single" w:color="AFBECC" w:sz="6"/>
+              </w:pBdr>
+              <w:spacing w:after="30" w:before="150"/>
+            </w:pPr>
+            <w:r>
+              <w:t xml:space="preserve"/>
+            </w:r>
+          </w:p>
+        </w:tc>
+        <w:tc>
+          <w:tcPr>
+            <w:tcW w:type="dxa" w:w="2200"/>
+            <w:tcMar>
+              <w:top w:type="dxa" w:w="80"/>
+              <w:left w:type="dxa" w:w="100"/>
+              <w:bottom w:type="dxa" w:w="80"/>
+              <w:right w:type="dxa" w:w="100"/>
+            </w:tcMar>
+            <w:vAlign w:val="top"/>
+          </w:tcPr>
           <w:p>
             <w:pPr>
               <w:spacing w:after="40"/>
-            </w:pPr>
-            <w:r>
-              <w:rPr>
-                <w:sz w:val="21"/>
-                <w:szCs w:val="21"/>
-              </w:rPr>
-              <w:t xml:space="preserve">A comparison of one part against the whole amount. In a percent, the whole is always 100%.</w:t>
-            </w:r>
-          </w:p>
-          <w:p>
-            <w:pPr>
-              <w:spacing w:after="0"/>
-            </w:pPr>
-            <w:r>
-              <w:rPr>
-                <w:b/>
-                <w:bCs/>
-                <w:color w:val="1FA6A2"/>
-                <w:sz w:val="18"/>
-                <w:szCs w:val="18"/>
-              </w:rPr>
-              <w:t xml:space="preserve">Example:  </w:t>
-            </w:r>
-            <w:r>
-              <w:rPr>
-                <w:i/>
-                <w:iCs/>
-                <w:color w:val="5F6F80"/>
-                <w:sz w:val="18"/>
-                <w:szCs w:val="18"/>
-              </w:rPr>
-              <w:t xml:space="preserve">The whole = 100%; the part = the percent</w:t>
-            </w:r>
-          </w:p>
-        </w:tc>
-      </w:tr>
-    </w:tbl>
-    <w:tbl>
-      <w:tblPr>
-        <w:tblW w:type="pct" w:w="100%"/>
-        <w:tblBorders>
-          <w:top w:val="none" w:color="FFFFFF" w:sz="0"/>
-          <w:left w:val="none" w:color="FFFFFF" w:sz="0"/>
-          <w:bottom w:val="single" w:color="C7D2DD" w:sz="4"/>
-          <w:right w:val="none" w:color="FFFFFF" w:sz="0"/>
-          <w:insideH w:val="none" w:color="FFFFFF" w:sz="0"/>
-          <w:insideV w:val="none" w:color="FFFFFF" w:sz="0"/>
-        </w:tblBorders>
-      </w:tblPr>
-      <w:tblGrid>
-        <w:gridCol w:w="1800"/>
-        <w:gridCol w:w="7560"/>
-      </w:tblGrid>
-      <w:tr>
-        <w:trPr>
-          <w:cantSplit/>
-        </w:trPr>
-        <w:tc>
-          <w:tcPr>
-            <w:tcW w:type="dxa" w:w="1800"/>
-            <w:tcMar>
-              <w:top w:type="dxa" w:w="100"/>
-              <w:left w:type="dxa" w:w="40"/>
-              <w:bottom w:type="dxa" w:w="100"/>
-              <w:right w:type="dxa" w:w="120"/>
-            </w:tcMar>
-            <w:vAlign w:val="center"/>
-          </w:tcPr>
-          <w:p>
-            <w:pPr>
-              <w:spacing w:after="0"/>
               <w:jc w:val="center"/>
             </w:pPr>
             <w:r>
               <w:drawing>
                 <wp:inline distT="0" distB="0" distL="0" distR="0">
-                  <wp:extent cx="1047750" cy="790575"/>
+                  <wp:extent cx="876300" cy="657225"/>
                   <wp:effectExtent t="0" r="0" b="0" l="0"/>
                   <wp:docPr id="1" name="" descr="" title=""/>
                   <wp:cNvGraphicFramePr>
@@ -1086,7 +1446,7 @@
                         <pic:spPr bwMode="auto">
                           <a:xfrm>
                             <a:off x="0" y="0"/>
-                            <a:ext cx="1047750" cy="790575"/>
+                            <a:ext cx="876300" cy="657225"/>
                           </a:xfrm>
                           <a:prstGeom prst="rect">
                             <a:avLst/>
@@ -1099,32 +1459,108 @@
               </w:drawing>
             </w:r>
           </w:p>
-        </w:tc>
-        <w:tc>
-          <w:tcPr>
-            <w:tcW w:type="dxa" w:w="7560"/>
-            <w:tcMar>
-              <w:top w:type="dxa" w:w="100"/>
-              <w:left w:type="dxa" w:w="40"/>
-              <w:bottom w:type="dxa" w:w="100"/>
-              <w:right w:type="dxa" w:w="40"/>
-            </w:tcMar>
-            <w:vAlign w:val="center"/>
-          </w:tcPr>
-          <w:p>
-            <w:pPr>
-              <w:spacing w:after="50"/>
+          <w:p>
+            <w:pPr>
+              <w:spacing w:after="0"/>
+            </w:pPr>
+            <w:r>
+              <w:rPr>
+                <w:i/>
+                <w:iCs/>
+                <w:color w:val="5F6F80"/>
+                <w:sz w:val="18"/>
+                <w:szCs w:val="18"/>
+              </w:rPr>
+              <w:t xml:space="preserve">150% of the gray kitten = 1.5 times its weight</w:t>
+            </w:r>
+          </w:p>
+        </w:tc>
+      </w:tr>
+      <w:tr>
+        <w:trPr>
+          <w:cantSplit/>
+        </w:trPr>
+        <w:tc>
+          <w:tcPr>
+            <w:tcW w:type="dxa" w:w="1800"/>
+            <w:tcMar>
+              <w:top w:type="dxa" w:w="80"/>
+              <w:left w:type="dxa" w:w="100"/>
+              <w:bottom w:type="dxa" w:w="80"/>
+              <w:right w:type="dxa" w:w="100"/>
+            </w:tcMar>
+            <w:vAlign w:val="top"/>
+          </w:tcPr>
+          <w:p>
+            <w:pPr>
+              <w:spacing w:after="30"/>
             </w:pPr>
             <w:r>
               <w:rPr>
                 <w:b/>
                 <w:bCs/>
                 <w:color w:val="12355B"/>
-                <w:sz w:val="24"/>
-                <w:szCs w:val="24"/>
-              </w:rPr>
-              <w:t xml:space="preserve">Greater than 100%</w:t>
-            </w:r>
+                <w:sz w:val="21"/>
+                <w:szCs w:val="21"/>
+              </w:rPr>
+              <w:t xml:space="preserve">Equivalent ratio</w:t>
+            </w:r>
+          </w:p>
+          <w:p>
+            <w:pPr>
+              <w:spacing w:after="0"/>
+            </w:pPr>
+            <w:r>
+              <w:rPr>
+                <w:i/>
+                <w:iCs/>
+                <w:color w:val="5F6F80"/>
+                <w:sz w:val="18"/>
+                <w:szCs w:val="18"/>
+              </w:rPr>
+              <w:t xml:space="preserve">Razón equivalente</w:t>
+            </w:r>
+          </w:p>
+        </w:tc>
+        <w:tc>
+          <w:tcPr>
+            <w:tcW w:type="dxa" w:w="3160"/>
+            <w:tcMar>
+              <w:top w:type="dxa" w:w="80"/>
+              <w:left w:type="dxa" w:w="100"/>
+              <w:bottom w:type="dxa" w:w="80"/>
+              <w:right w:type="dxa" w:w="100"/>
+            </w:tcMar>
+            <w:vAlign w:val="top"/>
+          </w:tcPr>
+          <w:p>
+            <w:pPr>
+              <w:spacing w:after="0"/>
+            </w:pPr>
+            <w:r>
+              <w:rPr>
+                <w:sz w:val="20"/>
+                <w:szCs w:val="20"/>
+              </w:rPr>
+              <w:t xml:space="preserve">A ratio with the same value, made by multiplying or dividing both terms by the same number.</w:t>
+            </w:r>
+          </w:p>
+        </w:tc>
+        <w:tc>
+          <w:tcPr>
+            <w:tcW w:type="dxa" w:w="2200"/>
+            <w:tcMar>
+              <w:top w:type="dxa" w:w="80"/>
+              <w:left w:type="dxa" w:w="100"/>
+              <w:bottom w:type="dxa" w:w="80"/>
+              <w:right w:type="dxa" w:w="100"/>
+            </w:tcMar>
+            <w:vAlign w:val="top"/>
+          </w:tcPr>
+          <w:p>
+            <w:pPr>
+              <w:spacing w:after="40"/>
+            </w:pPr>
             <w:r>
               <w:rPr>
                 <w:i/>
@@ -1133,89 +1569,41 @@
                 <w:sz w:val="19"/>
                 <w:szCs w:val="19"/>
               </w:rPr>
-              <w:t xml:space="preserve">   Mayor que 100 %</w:t>
-            </w:r>
-          </w:p>
+              <w:t xml:space="preserve">Not Equivalent ratio: write a counter-example that breaks the definition.</w:t>
+            </w:r>
+          </w:p>
+          <w:p>
+            <w:pPr>
+              <w:pBdr>
+                <w:bottom w:val="single" w:color="AFBECC" w:sz="6"/>
+              </w:pBdr>
+              <w:spacing w:after="30" w:before="150"/>
+            </w:pPr>
+            <w:r>
+              <w:t xml:space="preserve"/>
+            </w:r>
+          </w:p>
+        </w:tc>
+        <w:tc>
+          <w:tcPr>
+            <w:tcW w:type="dxa" w:w="2200"/>
+            <w:tcMar>
+              <w:top w:type="dxa" w:w="80"/>
+              <w:left w:type="dxa" w:w="100"/>
+              <w:bottom w:type="dxa" w:w="80"/>
+              <w:right w:type="dxa" w:w="100"/>
+            </w:tcMar>
+            <w:vAlign w:val="top"/>
+          </w:tcPr>
           <w:p>
             <w:pPr>
               <w:spacing w:after="40"/>
-            </w:pPr>
-            <w:r>
-              <w:rPr>
-                <w:sz w:val="21"/>
-                <w:szCs w:val="21"/>
-              </w:rPr>
-              <w:t xml:space="preserve">More than one whole. A percent above 100 means the amount is larger than the thing it is being compared to.</w:t>
-            </w:r>
-          </w:p>
-          <w:p>
-            <w:pPr>
-              <w:spacing w:after="0"/>
-            </w:pPr>
-            <w:r>
-              <w:rPr>
-                <w:b/>
-                <w:bCs/>
-                <w:color w:val="1FA6A2"/>
-                <w:sz w:val="18"/>
-                <w:szCs w:val="18"/>
-              </w:rPr>
-              <w:t xml:space="preserve">Example:  </w:t>
-            </w:r>
-            <w:r>
-              <w:rPr>
-                <w:i/>
-                <w:iCs/>
-                <w:color w:val="5F6F80"/>
-                <w:sz w:val="18"/>
-                <w:szCs w:val="18"/>
-              </w:rPr>
-              <w:t xml:space="preserve">150% of the gray kitten = 1.5 times its weight</w:t>
-            </w:r>
-          </w:p>
-        </w:tc>
-      </w:tr>
-    </w:tbl>
-    <w:tbl>
-      <w:tblPr>
-        <w:tblW w:type="pct" w:w="100%"/>
-        <w:tblBorders>
-          <w:top w:val="none" w:color="FFFFFF" w:sz="0"/>
-          <w:left w:val="none" w:color="FFFFFF" w:sz="0"/>
-          <w:bottom w:val="single" w:color="C7D2DD" w:sz="4"/>
-          <w:right w:val="none" w:color="FFFFFF" w:sz="0"/>
-          <w:insideH w:val="none" w:color="FFFFFF" w:sz="0"/>
-          <w:insideV w:val="none" w:color="FFFFFF" w:sz="0"/>
-        </w:tblBorders>
-      </w:tblPr>
-      <w:tblGrid>
-        <w:gridCol w:w="1800"/>
-        <w:gridCol w:w="7560"/>
-      </w:tblGrid>
-      <w:tr>
-        <w:trPr>
-          <w:cantSplit/>
-        </w:trPr>
-        <w:tc>
-          <w:tcPr>
-            <w:tcW w:type="dxa" w:w="1800"/>
-            <w:tcMar>
-              <w:top w:type="dxa" w:w="100"/>
-              <w:left w:type="dxa" w:w="40"/>
-              <w:bottom w:type="dxa" w:w="100"/>
-              <w:right w:type="dxa" w:w="120"/>
-            </w:tcMar>
-            <w:vAlign w:val="center"/>
-          </w:tcPr>
-          <w:p>
-            <w:pPr>
-              <w:spacing w:after="0"/>
               <w:jc w:val="center"/>
             </w:pPr>
             <w:r>
               <w:drawing>
                 <wp:inline distT="0" distB="0" distL="0" distR="0">
-                  <wp:extent cx="1047750" cy="790575"/>
+                  <wp:extent cx="876300" cy="657225"/>
                   <wp:effectExtent t="0" r="0" b="0" l="0"/>
                   <wp:docPr id="1" name="" descr="" title=""/>
                   <wp:cNvGraphicFramePr>
@@ -1240,7 +1628,7 @@
                         <pic:spPr bwMode="auto">
                           <a:xfrm>
                             <a:off x="0" y="0"/>
-                            <a:ext cx="1047750" cy="790575"/>
+                            <a:ext cx="876300" cy="657225"/>
                           </a:xfrm>
                           <a:prstGeom prst="rect">
                             <a:avLst/>
@@ -1253,32 +1641,108 @@
               </w:drawing>
             </w:r>
           </w:p>
-        </w:tc>
-        <w:tc>
-          <w:tcPr>
-            <w:tcW w:type="dxa" w:w="7560"/>
-            <w:tcMar>
-              <w:top w:type="dxa" w:w="100"/>
-              <w:left w:type="dxa" w:w="40"/>
-              <w:bottom w:type="dxa" w:w="100"/>
-              <w:right w:type="dxa" w:w="40"/>
-            </w:tcMar>
-            <w:vAlign w:val="center"/>
-          </w:tcPr>
-          <w:p>
-            <w:pPr>
-              <w:spacing w:after="50"/>
+          <w:p>
+            <w:pPr>
+              <w:spacing w:after="0"/>
+            </w:pPr>
+            <w:r>
+              <w:rPr>
+                <w:i/>
+                <w:iCs/>
+                <w:color w:val="5F6F80"/>
+                <w:sz w:val="18"/>
+                <w:szCs w:val="18"/>
+              </w:rPr>
+              <w:t xml:space="preserve">2 : 5 → 40 : 100</w:t>
+            </w:r>
+          </w:p>
+        </w:tc>
+      </w:tr>
+      <w:tr>
+        <w:trPr>
+          <w:cantSplit/>
+        </w:trPr>
+        <w:tc>
+          <w:tcPr>
+            <w:tcW w:type="dxa" w:w="1800"/>
+            <w:tcMar>
+              <w:top w:type="dxa" w:w="80"/>
+              <w:left w:type="dxa" w:w="100"/>
+              <w:bottom w:type="dxa" w:w="80"/>
+              <w:right w:type="dxa" w:w="100"/>
+            </w:tcMar>
+            <w:vAlign w:val="top"/>
+          </w:tcPr>
+          <w:p>
+            <w:pPr>
+              <w:spacing w:after="30"/>
             </w:pPr>
             <w:r>
               <w:rPr>
                 <w:b/>
                 <w:bCs/>
                 <w:color w:val="12355B"/>
-                <w:sz w:val="24"/>
-                <w:szCs w:val="24"/>
-              </w:rPr>
-              <w:t xml:space="preserve">Equivalent ratio</w:t>
-            </w:r>
+                <w:sz w:val="21"/>
+                <w:szCs w:val="21"/>
+              </w:rPr>
+              <w:t xml:space="preserve">Tape diagram</w:t>
+            </w:r>
+          </w:p>
+          <w:p>
+            <w:pPr>
+              <w:spacing w:after="0"/>
+            </w:pPr>
+            <w:r>
+              <w:rPr>
+                <w:i/>
+                <w:iCs/>
+                <w:color w:val="5F6F80"/>
+                <w:sz w:val="18"/>
+                <w:szCs w:val="18"/>
+              </w:rPr>
+              <w:t xml:space="preserve">Diagrama de cinta</w:t>
+            </w:r>
+          </w:p>
+        </w:tc>
+        <w:tc>
+          <w:tcPr>
+            <w:tcW w:type="dxa" w:w="3160"/>
+            <w:tcMar>
+              <w:top w:type="dxa" w:w="80"/>
+              <w:left w:type="dxa" w:w="100"/>
+              <w:bottom w:type="dxa" w:w="80"/>
+              <w:right w:type="dxa" w:w="100"/>
+            </w:tcMar>
+            <w:vAlign w:val="top"/>
+          </w:tcPr>
+          <w:p>
+            <w:pPr>
+              <w:spacing w:after="0"/>
+            </w:pPr>
+            <w:r>
+              <w:rPr>
+                <w:sz w:val="20"/>
+                <w:szCs w:val="20"/>
+              </w:rPr>
+              <w:t xml:space="preserve">A bar split into equal parts to show a percent.</w:t>
+            </w:r>
+          </w:p>
+        </w:tc>
+        <w:tc>
+          <w:tcPr>
+            <w:tcW w:type="dxa" w:w="2200"/>
+            <w:tcMar>
+              <w:top w:type="dxa" w:w="80"/>
+              <w:left w:type="dxa" w:w="100"/>
+              <w:bottom w:type="dxa" w:w="80"/>
+              <w:right w:type="dxa" w:w="100"/>
+            </w:tcMar>
+            <w:vAlign w:val="top"/>
+          </w:tcPr>
+          <w:p>
+            <w:pPr>
+              <w:spacing w:after="40"/>
+            </w:pPr>
             <w:r>
               <w:rPr>
                 <w:i/>
@@ -1287,89 +1751,41 @@
                 <w:sz w:val="19"/>
                 <w:szCs w:val="19"/>
               </w:rPr>
-              <w:t xml:space="preserve">   Razón equivalente</w:t>
-            </w:r>
-          </w:p>
+              <w:t xml:space="preserve">Not Tape diagram: write a counter-example that breaks the definition.</w:t>
+            </w:r>
+          </w:p>
+          <w:p>
+            <w:pPr>
+              <w:pBdr>
+                <w:bottom w:val="single" w:color="AFBECC" w:sz="6"/>
+              </w:pBdr>
+              <w:spacing w:after="30" w:before="150"/>
+            </w:pPr>
+            <w:r>
+              <w:t xml:space="preserve"/>
+            </w:r>
+          </w:p>
+        </w:tc>
+        <w:tc>
+          <w:tcPr>
+            <w:tcW w:type="dxa" w:w="2200"/>
+            <w:tcMar>
+              <w:top w:type="dxa" w:w="80"/>
+              <w:left w:type="dxa" w:w="100"/>
+              <w:bottom w:type="dxa" w:w="80"/>
+              <w:right w:type="dxa" w:w="100"/>
+            </w:tcMar>
+            <w:vAlign w:val="top"/>
+          </w:tcPr>
           <w:p>
             <w:pPr>
               <w:spacing w:after="40"/>
-            </w:pPr>
-            <w:r>
-              <w:rPr>
-                <w:sz w:val="21"/>
-                <w:szCs w:val="21"/>
-              </w:rPr>
-              <w:t xml:space="preserve">A ratio with the same value, made by multiplying or dividing both terms by the same number.</w:t>
-            </w:r>
-          </w:p>
-          <w:p>
-            <w:pPr>
-              <w:spacing w:after="0"/>
-            </w:pPr>
-            <w:r>
-              <w:rPr>
-                <w:b/>
-                <w:bCs/>
-                <w:color w:val="1FA6A2"/>
-                <w:sz w:val="18"/>
-                <w:szCs w:val="18"/>
-              </w:rPr>
-              <w:t xml:space="preserve">Example:  </w:t>
-            </w:r>
-            <w:r>
-              <w:rPr>
-                <w:i/>
-                <w:iCs/>
-                <w:color w:val="5F6F80"/>
-                <w:sz w:val="18"/>
-                <w:szCs w:val="18"/>
-              </w:rPr>
-              <w:t xml:space="preserve">2 : 5 → 40 : 100</w:t>
-            </w:r>
-          </w:p>
-        </w:tc>
-      </w:tr>
-    </w:tbl>
-    <w:tbl>
-      <w:tblPr>
-        <w:tblW w:type="pct" w:w="100%"/>
-        <w:tblBorders>
-          <w:top w:val="none" w:color="FFFFFF" w:sz="0"/>
-          <w:left w:val="none" w:color="FFFFFF" w:sz="0"/>
-          <w:bottom w:val="single" w:color="C7D2DD" w:sz="4"/>
-          <w:right w:val="none" w:color="FFFFFF" w:sz="0"/>
-          <w:insideH w:val="none" w:color="FFFFFF" w:sz="0"/>
-          <w:insideV w:val="none" w:color="FFFFFF" w:sz="0"/>
-        </w:tblBorders>
-      </w:tblPr>
-      <w:tblGrid>
-        <w:gridCol w:w="1800"/>
-        <w:gridCol w:w="7560"/>
-      </w:tblGrid>
-      <w:tr>
-        <w:trPr>
-          <w:cantSplit/>
-        </w:trPr>
-        <w:tc>
-          <w:tcPr>
-            <w:tcW w:type="dxa" w:w="1800"/>
-            <w:tcMar>
-              <w:top w:type="dxa" w:w="100"/>
-              <w:left w:type="dxa" w:w="40"/>
-              <w:bottom w:type="dxa" w:w="100"/>
-              <w:right w:type="dxa" w:w="120"/>
-            </w:tcMar>
-            <w:vAlign w:val="center"/>
-          </w:tcPr>
-          <w:p>
-            <w:pPr>
-              <w:spacing w:after="0"/>
               <w:jc w:val="center"/>
             </w:pPr>
             <w:r>
               <w:drawing>
                 <wp:inline distT="0" distB="0" distL="0" distR="0">
-                  <wp:extent cx="1047750" cy="790575"/>
+                  <wp:extent cx="876300" cy="657225"/>
                   <wp:effectExtent t="0" r="0" b="0" l="0"/>
                   <wp:docPr id="1" name="" descr="" title=""/>
                   <wp:cNvGraphicFramePr>
@@ -1394,7 +1810,7 @@
                         <pic:spPr bwMode="auto">
                           <a:xfrm>
                             <a:off x="0" y="0"/>
-                            <a:ext cx="1047750" cy="790575"/>
+                            <a:ext cx="876300" cy="657225"/>
                           </a:xfrm>
                           <a:prstGeom prst="rect">
                             <a:avLst/>
@@ -1407,69 +1823,10 @@
               </w:drawing>
             </w:r>
           </w:p>
-        </w:tc>
-        <w:tc>
-          <w:tcPr>
-            <w:tcW w:type="dxa" w:w="7560"/>
-            <w:tcMar>
-              <w:top w:type="dxa" w:w="100"/>
-              <w:left w:type="dxa" w:w="40"/>
-              <w:bottom w:type="dxa" w:w="100"/>
-              <w:right w:type="dxa" w:w="40"/>
-            </w:tcMar>
-            <w:vAlign w:val="center"/>
-          </w:tcPr>
-          <w:p>
-            <w:pPr>
-              <w:spacing w:after="50"/>
-            </w:pPr>
-            <w:r>
-              <w:rPr>
-                <w:b/>
-                <w:bCs/>
-                <w:color w:val="12355B"/>
-                <w:sz w:val="24"/>
-                <w:szCs w:val="24"/>
-              </w:rPr>
-              <w:t xml:space="preserve">Tape diagram</w:t>
-            </w:r>
-            <w:r>
-              <w:rPr>
-                <w:i/>
-                <w:iCs/>
-                <w:color w:val="5F6F80"/>
-                <w:sz w:val="19"/>
-                <w:szCs w:val="19"/>
-              </w:rPr>
-              <w:t xml:space="preserve">   Diagrama de cinta</w:t>
-            </w:r>
-          </w:p>
-          <w:p>
-            <w:pPr>
-              <w:spacing w:after="40"/>
-            </w:pPr>
-            <w:r>
-              <w:rPr>
-                <w:sz w:val="21"/>
-                <w:szCs w:val="21"/>
-              </w:rPr>
-              <w:t xml:space="preserve">A bar split into equal parts to show a percent.</w:t>
-            </w:r>
-          </w:p>
           <w:p>
             <w:pPr>
               <w:spacing w:after="0"/>
             </w:pPr>
-            <w:r>
-              <w:rPr>
-                <w:b/>
-                <w:bCs/>
-                <w:color w:val="1FA6A2"/>
-                <w:sz w:val="18"/>
-                <w:szCs w:val="18"/>
-              </w:rPr>
-              <w:t xml:space="preserve">Example:  </w:t>
-            </w:r>
             <w:r>
               <w:rPr>
                 <w:i/>
@@ -1478,7 +1835,7 @@
                 <w:sz w:val="18"/>
                 <w:szCs w:val="18"/>
               </w:rPr>
-              <w:t xml:space="preserve">One full bar = 100%</w:t>
+              <w:t xml:space="preserve">4 equal parts: 3 shaded = 75%, whole = 100%</w:t>
             </w:r>
           </w:p>
         </w:tc>
@@ -3132,7 +3489,7 @@
           <w:sz w:val="21"/>
           <w:szCs w:val="21"/>
         </w:rPr>
-        <w:t xml:space="preserve">3 out of every 10 students walk to school. What percent is that?</w:t>
+        <w:t xml:space="preserve">3 out of every 10 arcade players reach the bonus level. What percent is that?</w:t>
       </w:r>
     </w:p>
     <w:p>
@@ -3835,7 +4192,7 @@
           <w:sz w:val="19"/>
           <w:szCs w:val="19"/>
         </w:rPr>
-        <w:t xml:space="preserve">   You Do — show your work</w:t>
+        <w:t xml:space="preserve">   You Do — show your work and reasoning</w:t>
       </w:r>
     </w:p>
     <w:p>
@@ -3850,7 +4207,7 @@
           <w:sz w:val="19"/>
           <w:szCs w:val="19"/>
         </w:rPr>
-        <w:t xml:space="preserve">Solve each problem. Show your thinking in the work box.</w:t>
+        <w:t xml:space="preserve">Solve each problem in the middle column and explain your reasoning using the sentence starters on the right.</w:t>
       </w:r>
     </w:p>
     <w:p>
@@ -3879,120 +4236,258 @@
         <w:t xml:space="preserve">   extra scaffolding</w:t>
       </w:r>
     </w:p>
-    <w:p>
-      <w:pPr>
-        <w:keepNext/>
-        <w:spacing w:after="60" w:before="160"/>
-      </w:pPr>
-      <w:r>
-        <w:rPr>
-          <w:b/>
-          <w:bCs/>
-          <w:color w:val="12355B"/>
-          <w:sz w:val="22"/>
-          <w:szCs w:val="22"/>
-        </w:rPr>
-        <w:t xml:space="preserve">1.  </w:t>
-      </w:r>
-      <w:r>
-        <w:rPr>
-          <w:b/>
-          <w:bCs/>
-          <w:sz w:val="21"/>
-          <w:szCs w:val="21"/>
-        </w:rPr>
-        <w:t xml:space="preserve">A decimal grid has 100 squares and 65 are shaded. What percent is shaded?</w:t>
-      </w:r>
-    </w:p>
-    <w:p>
-      <w:pPr>
-        <w:spacing w:after="40"/>
-        <w:ind w:left="420"/>
-      </w:pPr>
-      <w:r>
-        <w:rPr>
-          <w:sz w:val="20"/>
-          <w:szCs w:val="20"/>
-        </w:rPr>
-        <w:t xml:space="preserve">A)  6.5%</w:t>
-      </w:r>
-    </w:p>
-    <w:p>
-      <w:pPr>
-        <w:spacing w:after="40"/>
-        <w:ind w:left="420"/>
-      </w:pPr>
-      <w:r>
-        <w:rPr>
-          <w:sz w:val="20"/>
-          <w:szCs w:val="20"/>
-        </w:rPr>
-        <w:t xml:space="preserve">B)  35%</w:t>
-      </w:r>
-    </w:p>
-    <w:p>
-      <w:pPr>
-        <w:spacing w:after="40"/>
-        <w:ind w:left="420"/>
-      </w:pPr>
-      <w:r>
-        <w:rPr>
-          <w:sz w:val="20"/>
-          <w:szCs w:val="20"/>
-        </w:rPr>
-        <w:t xml:space="preserve">C)  65%</w:t>
-      </w:r>
-    </w:p>
-    <w:p>
-      <w:pPr>
-        <w:spacing w:after="40"/>
-        <w:ind w:left="420"/>
-      </w:pPr>
-      <w:r>
-        <w:rPr>
-          <w:sz w:val="20"/>
-          <w:szCs w:val="20"/>
-        </w:rPr>
-        <w:t xml:space="preserve">D)  100%</w:t>
-      </w:r>
-    </w:p>
-    <w:p>
-      <w:pPr>
-        <w:spacing w:after="20"/>
-      </w:pPr>
-      <w:r>
-        <w:t xml:space="preserve"/>
-      </w:r>
-    </w:p>
     <w:tbl>
       <w:tblPr>
-        <w:tblW w:type="pct" w:w="100%"/>
+        <w:tblW w:type="dxa" w:w="9360"/>
         <w:tblBorders>
           <w:top w:val="single" w:color="C7D2DD" w:sz="6"/>
           <w:left w:val="single" w:color="C7D2DD" w:sz="6"/>
           <w:bottom w:val="single" w:color="C7D2DD" w:sz="6"/>
           <w:right w:val="single" w:color="C7D2DD" w:sz="6"/>
-          <w:insideH w:val="single" w:color="auto" w:sz="4"/>
-          <w:insideV w:val="single" w:color="auto" w:sz="4"/>
+          <w:insideH w:val="single" w:color="C7D2DD" w:sz="6"/>
+          <w:insideV w:val="single" w:color="C7D2DD" w:sz="6"/>
         </w:tblBorders>
       </w:tblPr>
       <w:tblGrid>
-        <w:gridCol w:w="100"/>
+        <w:gridCol w:w="2800"/>
+        <w:gridCol w:w="3560"/>
+        <w:gridCol w:w="3000"/>
       </w:tblGrid>
       <w:tr>
-        <w:tc>
-          <w:tcPr>
+        <w:trPr>
+          <w:cantSplit/>
+          <w:tblHeader/>
+        </w:trPr>
+        <w:tc>
+          <w:tcPr>
+            <w:tcW w:type="dxa" w:w="2800"/>
+            <w:shd w:fill="EEF4F8" w:color="auto" w:val="clear"/>
+            <w:tcMar>
+              <w:top w:type="dxa" w:w="60"/>
+              <w:left w:type="dxa" w:w="100"/>
+              <w:bottom w:type="dxa" w:w="60"/>
+              <w:right w:type="dxa" w:w="100"/>
+            </w:tcMar>
+          </w:tcPr>
+          <w:p>
+            <w:pPr>
+              <w:spacing w:after="0"/>
+            </w:pPr>
+            <w:r>
+              <w:rPr>
+                <w:b/>
+                <w:bCs/>
+                <w:color w:val="12355B"/>
+                <w:sz w:val="16"/>
+                <w:szCs w:val="16"/>
+              </w:rPr>
+              <w:t xml:space="preserve">CORE PROBLEM / GIVEN REPRESENTATION</w:t>
+            </w:r>
+          </w:p>
+        </w:tc>
+        <w:tc>
+          <w:tcPr>
+            <w:tcW w:type="dxa" w:w="3560"/>
+            <w:shd w:fill="EEF4F8" w:color="auto" w:val="clear"/>
+            <w:tcMar>
+              <w:top w:type="dxa" w:w="60"/>
+              <w:left w:type="dxa" w:w="100"/>
+              <w:bottom w:type="dxa" w:w="60"/>
+              <w:right w:type="dxa" w:w="100"/>
+            </w:tcMar>
+          </w:tcPr>
+          <w:p>
+            <w:pPr>
+              <w:spacing w:after="0"/>
+            </w:pPr>
+            <w:r>
+              <w:rPr>
+                <w:b/>
+                <w:bCs/>
+                <w:color w:val="12355B"/>
+                <w:sz w:val="16"/>
+                <w:szCs w:val="16"/>
+              </w:rPr>
+              <w:t xml:space="preserve">WORKING SPACE / CALCULATION STEPS</w:t>
+            </w:r>
+          </w:p>
+        </w:tc>
+        <w:tc>
+          <w:tcPr>
+            <w:tcW w:type="dxa" w:w="3000"/>
             <w:shd w:fill="FBF3E2" w:color="auto" w:val="clear"/>
             <w:tcMar>
               <w:top w:type="dxa" w:w="60"/>
-              <w:left w:type="dxa" w:w="120"/>
+              <w:left w:type="dxa" w:w="100"/>
               <w:bottom w:type="dxa" w:w="60"/>
-              <w:right w:type="dxa" w:w="120"/>
-            </w:tcMar>
-          </w:tcPr>
-          <w:p>
-            <w:pPr>
-              <w:spacing w:after="0" w:line="320"/>
+              <w:right w:type="dxa" w:w="100"/>
+            </w:tcMar>
+          </w:tcPr>
+          <w:p>
+            <w:pPr>
+              <w:spacing w:after="0"/>
+            </w:pPr>
+            <w:r>
+              <w:rPr>
+                <w:b/>
+                <w:bCs/>
+                <w:color w:val="B97A12"/>
+                <w:sz w:val="16"/>
+                <w:szCs w:val="16"/>
+              </w:rPr>
+              <w:t xml:space="preserve">EXPLAIN YOUR REASONING</w:t>
+            </w:r>
+          </w:p>
+        </w:tc>
+      </w:tr>
+      <w:tr>
+        <w:trPr>
+          <w:cantSplit/>
+        </w:trPr>
+        <w:tc>
+          <w:tcPr>
+            <w:tcW w:type="dxa" w:w="2800"/>
+            <w:tcMar>
+              <w:top w:type="dxa" w:w="80"/>
+              <w:left w:type="dxa" w:w="100"/>
+              <w:bottom w:type="dxa" w:w="80"/>
+              <w:right w:type="dxa" w:w="100"/>
+            </w:tcMar>
+            <w:vAlign w:val="top"/>
+          </w:tcPr>
+          <w:p>
+            <w:pPr>
+              <w:spacing w:after="60"/>
+            </w:pPr>
+            <w:r>
+              <w:rPr>
+                <w:b/>
+                <w:bCs/>
+                <w:color w:val="12355B"/>
+                <w:sz w:val="21"/>
+                <w:szCs w:val="21"/>
+              </w:rPr>
+              <w:t xml:space="preserve">1.  </w:t>
+            </w:r>
+            <w:r>
+              <w:rPr>
+                <w:b/>
+                <w:bCs/>
+                <w:sz w:val="20"/>
+                <w:szCs w:val="20"/>
+              </w:rPr>
+              <w:t xml:space="preserve">A decimal grid has 100 squares and 65 are shaded. What percent is shaded?</w:t>
+            </w:r>
+          </w:p>
+          <w:p>
+            <w:pPr>
+              <w:spacing w:after="30"/>
+              <w:ind w:left="180"/>
+            </w:pPr>
+            <w:r>
+              <w:rPr>
+                <w:sz w:val="19"/>
+                <w:szCs w:val="19"/>
+              </w:rPr>
+              <w:t xml:space="preserve">A)  6.5%</w:t>
+            </w:r>
+          </w:p>
+          <w:p>
+            <w:pPr>
+              <w:spacing w:after="30"/>
+              <w:ind w:left="180"/>
+            </w:pPr>
+            <w:r>
+              <w:rPr>
+                <w:sz w:val="19"/>
+                <w:szCs w:val="19"/>
+              </w:rPr>
+              <w:t xml:space="preserve">B)  35%</w:t>
+            </w:r>
+          </w:p>
+          <w:p>
+            <w:pPr>
+              <w:spacing w:after="30"/>
+              <w:ind w:left="180"/>
+            </w:pPr>
+            <w:r>
+              <w:rPr>
+                <w:sz w:val="19"/>
+                <w:szCs w:val="19"/>
+              </w:rPr>
+              <w:t xml:space="preserve">C)  65%</w:t>
+            </w:r>
+          </w:p>
+          <w:p>
+            <w:pPr>
+              <w:spacing w:after="30"/>
+              <w:ind w:left="180"/>
+            </w:pPr>
+            <w:r>
+              <w:rPr>
+                <w:sz w:val="19"/>
+                <w:szCs w:val="19"/>
+              </w:rPr>
+              <w:t xml:space="preserve">D)  100%</w:t>
+            </w:r>
+          </w:p>
+        </w:tc>
+        <w:tc>
+          <w:tcPr>
+            <w:tcW w:type="dxa" w:w="3560"/>
+            <w:tcMar>
+              <w:top w:type="dxa" w:w="80"/>
+              <w:left w:type="dxa" w:w="100"/>
+              <w:bottom w:type="dxa" w:w="80"/>
+              <w:right w:type="dxa" w:w="100"/>
+            </w:tcMar>
+            <w:vAlign w:val="top"/>
+          </w:tcPr>
+          <w:p>
+            <w:pPr>
+              <w:spacing w:after="40"/>
+            </w:pPr>
+            <w:r>
+              <w:rPr>
+                <w:b/>
+                <w:bCs/>
+                <w:color w:val="1FA6A2"/>
+                <w:sz w:val="19"/>
+                <w:szCs w:val="19"/>
+              </w:rPr>
+              <w:t xml:space="preserve">Solution:  </w:t>
+            </w:r>
+            <w:r>
+              <w:rPr>
+                <w:b/>
+                <w:bCs/>
+                <w:sz w:val="19"/>
+                <w:szCs w:val="19"/>
+              </w:rPr>
+              <w:t xml:space="preserve">C)  65%</w:t>
+            </w:r>
+          </w:p>
+          <w:p>
+            <w:pPr>
+              <w:spacing w:after="40"/>
+            </w:pPr>
+            <w:r>
+              <w:rPr>
+                <w:i/>
+                <w:iCs/>
+                <w:color w:val="5F6F80"/>
+                <w:sz w:val="18"/>
+                <w:szCs w:val="18"/>
+              </w:rPr>
+              <w:t xml:space="preserve">Each square is one percent, so 65 shaded squares is 65%.</w:t>
+            </w:r>
+          </w:p>
+          <w:p>
+            <w:pPr>
+              <w:pBdr>
+                <w:bottom w:val="single" w:color="AFBECC" w:sz="6"/>
+              </w:pBdr>
+              <w:spacing w:after="30" w:before="150"/>
             </w:pPr>
             <w:r>
               <w:t xml:space="preserve"/>
@@ -4000,7 +4495,125 @@
           </w:p>
           <w:p>
             <w:pPr>
-              <w:spacing w:after="0" w:line="320"/>
+              <w:pBdr>
+                <w:bottom w:val="single" w:color="AFBECC" w:sz="6"/>
+              </w:pBdr>
+              <w:spacing w:after="30" w:before="150"/>
+            </w:pPr>
+            <w:r>
+              <w:t xml:space="preserve"/>
+            </w:r>
+          </w:p>
+        </w:tc>
+        <w:tc>
+          <w:tcPr>
+            <w:tcW w:type="dxa" w:w="3000"/>
+            <w:shd w:fill="FBF3E2" w:color="auto" w:val="clear"/>
+            <w:tcMar>
+              <w:top w:type="dxa" w:w="80"/>
+              <w:left w:type="dxa" w:w="100"/>
+              <w:bottom w:type="dxa" w:w="80"/>
+              <w:right w:type="dxa" w:w="100"/>
+            </w:tcMar>
+            <w:vAlign w:val="top"/>
+          </w:tcPr>
+          <w:p>
+            <w:pPr>
+              <w:spacing w:after="40"/>
+            </w:pPr>
+            <w:r>
+              <w:rPr>
+                <w:b/>
+                <w:bCs/>
+                <w:color w:val="12355B"/>
+                <w:sz w:val="19"/>
+                <w:szCs w:val="19"/>
+              </w:rPr>
+              <w:t xml:space="preserve">Because... </w:t>
+            </w:r>
+            <w:r>
+              <w:rPr>
+                <w:color w:val="AFBECC"/>
+                <w:sz w:val="19"/>
+                <w:szCs w:val="19"/>
+              </w:rPr>
+              <w:t xml:space="preserve">________________</w:t>
+            </w:r>
+          </w:p>
+          <w:p>
+            <w:pPr>
+              <w:pBdr>
+                <w:bottom w:val="single" w:color="AFBECC" w:sz="6"/>
+              </w:pBdr>
+              <w:spacing w:after="30" w:before="150"/>
+            </w:pPr>
+            <w:r>
+              <w:t xml:space="preserve"/>
+            </w:r>
+          </w:p>
+          <w:p>
+            <w:pPr>
+              <w:spacing w:after="40" w:before="80"/>
+            </w:pPr>
+            <w:r>
+              <w:rPr>
+                <w:b/>
+                <w:bCs/>
+                <w:color w:val="6B4FA0"/>
+                <w:sz w:val="19"/>
+                <w:szCs w:val="19"/>
+              </w:rPr>
+              <w:t xml:space="preserve">Although... </w:t>
+            </w:r>
+            <w:r>
+              <w:rPr>
+                <w:color w:val="AFBECC"/>
+                <w:sz w:val="19"/>
+                <w:szCs w:val="19"/>
+              </w:rPr>
+              <w:t xml:space="preserve">_______________</w:t>
+            </w:r>
+          </w:p>
+          <w:p>
+            <w:pPr>
+              <w:pBdr>
+                <w:bottom w:val="single" w:color="AFBECC" w:sz="6"/>
+              </w:pBdr>
+              <w:spacing w:after="30" w:before="150"/>
+            </w:pPr>
+            <w:r>
+              <w:t xml:space="preserve"/>
+            </w:r>
+          </w:p>
+          <w:p>
+            <w:pPr>
+              <w:spacing w:after="40" w:before="80"/>
+            </w:pPr>
+            <w:r>
+              <w:rPr>
+                <w:b/>
+                <w:bCs/>
+                <w:color w:val="1FA6A2"/>
+                <w:sz w:val="19"/>
+                <w:szCs w:val="19"/>
+              </w:rPr>
+              <w:t xml:space="preserve">Therefore... </w:t>
+            </w:r>
+            <w:r>
+              <w:rPr>
+                <w:color w:val="AFBECC"/>
+                <w:sz w:val="19"/>
+                <w:szCs w:val="19"/>
+              </w:rPr>
+              <w:t xml:space="preserve">______________</w:t>
+            </w:r>
+          </w:p>
+          <w:p>
+            <w:pPr>
+              <w:pBdr>
+                <w:bottom w:val="single" w:color="AFBECC" w:sz="6"/>
+              </w:pBdr>
+              <w:spacing w:after="30" w:before="150"/>
             </w:pPr>
             <w:r>
               <w:t xml:space="preserve"/>
@@ -4011,84 +4624,7 @@
     </w:tbl>
     <w:p>
       <w:pPr>
-        <w:keepNext/>
-        <w:spacing w:after="60" w:before="160"/>
-      </w:pPr>
-      <w:r>
-        <w:rPr>
-          <w:b/>
-          <w:bCs/>
-          <w:color w:val="12355B"/>
-          <w:sz w:val="22"/>
-          <w:szCs w:val="22"/>
-        </w:rPr>
-        <w:t xml:space="preserve">2.  </w:t>
-      </w:r>
-      <w:r>
-        <w:rPr>
-          <w:b/>
-          <w:bCs/>
-          <w:sz w:val="21"/>
-          <w:szCs w:val="21"/>
-        </w:rPr>
-        <w:t xml:space="preserve">Which percent means MORE than one whole?</w:t>
-      </w:r>
-    </w:p>
-    <w:p>
-      <w:pPr>
-        <w:spacing w:after="40"/>
-        <w:ind w:left="420"/>
-      </w:pPr>
-      <w:r>
-        <w:rPr>
-          <w:sz w:val="20"/>
-          <w:szCs w:val="20"/>
-        </w:rPr>
-        <w:t xml:space="preserve">A)  0.8%</w:t>
-      </w:r>
-    </w:p>
-    <w:p>
-      <w:pPr>
-        <w:spacing w:after="40"/>
-        <w:ind w:left="420"/>
-      </w:pPr>
-      <w:r>
-        <w:rPr>
-          <w:sz w:val="20"/>
-          <w:szCs w:val="20"/>
-        </w:rPr>
-        <w:t xml:space="preserve">B)  80%</w:t>
-      </w:r>
-    </w:p>
-    <w:p>
-      <w:pPr>
-        <w:spacing w:after="40"/>
-        <w:ind w:left="420"/>
-      </w:pPr>
-      <w:r>
-        <w:rPr>
-          <w:sz w:val="20"/>
-          <w:szCs w:val="20"/>
-        </w:rPr>
-        <w:t xml:space="preserve">C)  100%</w:t>
-      </w:r>
-    </w:p>
-    <w:p>
-      <w:pPr>
-        <w:spacing w:after="40"/>
-        <w:ind w:left="420"/>
-      </w:pPr>
-      <w:r>
-        <w:rPr>
-          <w:sz w:val="20"/>
-          <w:szCs w:val="20"/>
-        </w:rPr>
-        <w:t xml:space="preserve">D)  120%</w:t>
-      </w:r>
-    </w:p>
-    <w:p>
-      <w:pPr>
-        <w:spacing w:after="20"/>
+        <w:spacing w:after="80"/>
       </w:pPr>
       <w:r>
         <w:t xml:space="preserve"/>
@@ -4096,33 +4632,256 @@
     </w:p>
     <w:tbl>
       <w:tblPr>
-        <w:tblW w:type="pct" w:w="100%"/>
+        <w:tblW w:type="dxa" w:w="9360"/>
         <w:tblBorders>
           <w:top w:val="single" w:color="C7D2DD" w:sz="6"/>
           <w:left w:val="single" w:color="C7D2DD" w:sz="6"/>
           <w:bottom w:val="single" w:color="C7D2DD" w:sz="6"/>
           <w:right w:val="single" w:color="C7D2DD" w:sz="6"/>
-          <w:insideH w:val="single" w:color="auto" w:sz="4"/>
-          <w:insideV w:val="single" w:color="auto" w:sz="4"/>
+          <w:insideH w:val="single" w:color="C7D2DD" w:sz="6"/>
+          <w:insideV w:val="single" w:color="C7D2DD" w:sz="6"/>
         </w:tblBorders>
       </w:tblPr>
       <w:tblGrid>
-        <w:gridCol w:w="100"/>
+        <w:gridCol w:w="2800"/>
+        <w:gridCol w:w="3560"/>
+        <w:gridCol w:w="3000"/>
       </w:tblGrid>
       <w:tr>
-        <w:tc>
-          <w:tcPr>
+        <w:trPr>
+          <w:cantSplit/>
+          <w:tblHeader/>
+        </w:trPr>
+        <w:tc>
+          <w:tcPr>
+            <w:tcW w:type="dxa" w:w="2800"/>
+            <w:shd w:fill="EEF4F8" w:color="auto" w:val="clear"/>
+            <w:tcMar>
+              <w:top w:type="dxa" w:w="60"/>
+              <w:left w:type="dxa" w:w="100"/>
+              <w:bottom w:type="dxa" w:w="60"/>
+              <w:right w:type="dxa" w:w="100"/>
+            </w:tcMar>
+          </w:tcPr>
+          <w:p>
+            <w:pPr>
+              <w:spacing w:after="0"/>
+            </w:pPr>
+            <w:r>
+              <w:rPr>
+                <w:b/>
+                <w:bCs/>
+                <w:color w:val="12355B"/>
+                <w:sz w:val="16"/>
+                <w:szCs w:val="16"/>
+              </w:rPr>
+              <w:t xml:space="preserve">CORE PROBLEM / GIVEN REPRESENTATION</w:t>
+            </w:r>
+          </w:p>
+        </w:tc>
+        <w:tc>
+          <w:tcPr>
+            <w:tcW w:type="dxa" w:w="3560"/>
+            <w:shd w:fill="EEF4F8" w:color="auto" w:val="clear"/>
+            <w:tcMar>
+              <w:top w:type="dxa" w:w="60"/>
+              <w:left w:type="dxa" w:w="100"/>
+              <w:bottom w:type="dxa" w:w="60"/>
+              <w:right w:type="dxa" w:w="100"/>
+            </w:tcMar>
+          </w:tcPr>
+          <w:p>
+            <w:pPr>
+              <w:spacing w:after="0"/>
+            </w:pPr>
+            <w:r>
+              <w:rPr>
+                <w:b/>
+                <w:bCs/>
+                <w:color w:val="12355B"/>
+                <w:sz w:val="16"/>
+                <w:szCs w:val="16"/>
+              </w:rPr>
+              <w:t xml:space="preserve">WORKING SPACE / CALCULATION STEPS</w:t>
+            </w:r>
+          </w:p>
+        </w:tc>
+        <w:tc>
+          <w:tcPr>
+            <w:tcW w:type="dxa" w:w="3000"/>
             <w:shd w:fill="FBF3E2" w:color="auto" w:val="clear"/>
             <w:tcMar>
               <w:top w:type="dxa" w:w="60"/>
-              <w:left w:type="dxa" w:w="120"/>
+              <w:left w:type="dxa" w:w="100"/>
               <w:bottom w:type="dxa" w:w="60"/>
-              <w:right w:type="dxa" w:w="120"/>
-            </w:tcMar>
-          </w:tcPr>
-          <w:p>
-            <w:pPr>
-              <w:spacing w:after="0" w:line="320"/>
+              <w:right w:type="dxa" w:w="100"/>
+            </w:tcMar>
+          </w:tcPr>
+          <w:p>
+            <w:pPr>
+              <w:spacing w:after="0"/>
+            </w:pPr>
+            <w:r>
+              <w:rPr>
+                <w:b/>
+                <w:bCs/>
+                <w:color w:val="B97A12"/>
+                <w:sz w:val="16"/>
+                <w:szCs w:val="16"/>
+              </w:rPr>
+              <w:t xml:space="preserve">EXPLAIN YOUR REASONING</w:t>
+            </w:r>
+          </w:p>
+        </w:tc>
+      </w:tr>
+      <w:tr>
+        <w:trPr>
+          <w:cantSplit/>
+        </w:trPr>
+        <w:tc>
+          <w:tcPr>
+            <w:tcW w:type="dxa" w:w="2800"/>
+            <w:tcMar>
+              <w:top w:type="dxa" w:w="80"/>
+              <w:left w:type="dxa" w:w="100"/>
+              <w:bottom w:type="dxa" w:w="80"/>
+              <w:right w:type="dxa" w:w="100"/>
+            </w:tcMar>
+            <w:vAlign w:val="top"/>
+          </w:tcPr>
+          <w:p>
+            <w:pPr>
+              <w:spacing w:after="60"/>
+            </w:pPr>
+            <w:r>
+              <w:rPr>
+                <w:b/>
+                <w:bCs/>
+                <w:color w:val="12355B"/>
+                <w:sz w:val="21"/>
+                <w:szCs w:val="21"/>
+              </w:rPr>
+              <w:t xml:space="preserve">2.  </w:t>
+            </w:r>
+            <w:r>
+              <w:rPr>
+                <w:b/>
+                <w:bCs/>
+                <w:sz w:val="20"/>
+                <w:szCs w:val="20"/>
+              </w:rPr>
+              <w:t xml:space="preserve">Which percent means MORE than one whole?</w:t>
+            </w:r>
+          </w:p>
+          <w:p>
+            <w:pPr>
+              <w:spacing w:after="30"/>
+              <w:ind w:left="180"/>
+            </w:pPr>
+            <w:r>
+              <w:rPr>
+                <w:sz w:val="19"/>
+                <w:szCs w:val="19"/>
+              </w:rPr>
+              <w:t xml:space="preserve">A)  0.8%</w:t>
+            </w:r>
+          </w:p>
+          <w:p>
+            <w:pPr>
+              <w:spacing w:after="30"/>
+              <w:ind w:left="180"/>
+            </w:pPr>
+            <w:r>
+              <w:rPr>
+                <w:sz w:val="19"/>
+                <w:szCs w:val="19"/>
+              </w:rPr>
+              <w:t xml:space="preserve">B)  80%</w:t>
+            </w:r>
+          </w:p>
+          <w:p>
+            <w:pPr>
+              <w:spacing w:after="30"/>
+              <w:ind w:left="180"/>
+            </w:pPr>
+            <w:r>
+              <w:rPr>
+                <w:sz w:val="19"/>
+                <w:szCs w:val="19"/>
+              </w:rPr>
+              <w:t xml:space="preserve">C)  100%</w:t>
+            </w:r>
+          </w:p>
+          <w:p>
+            <w:pPr>
+              <w:spacing w:after="30"/>
+              <w:ind w:left="180"/>
+            </w:pPr>
+            <w:r>
+              <w:rPr>
+                <w:sz w:val="19"/>
+                <w:szCs w:val="19"/>
+              </w:rPr>
+              <w:t xml:space="preserve">D)  120%</w:t>
+            </w:r>
+          </w:p>
+        </w:tc>
+        <w:tc>
+          <w:tcPr>
+            <w:tcW w:type="dxa" w:w="3560"/>
+            <w:tcMar>
+              <w:top w:type="dxa" w:w="80"/>
+              <w:left w:type="dxa" w:w="100"/>
+              <w:bottom w:type="dxa" w:w="80"/>
+              <w:right w:type="dxa" w:w="100"/>
+            </w:tcMar>
+            <w:vAlign w:val="top"/>
+          </w:tcPr>
+          <w:p>
+            <w:pPr>
+              <w:spacing w:after="40"/>
+            </w:pPr>
+            <w:r>
+              <w:rPr>
+                <w:b/>
+                <w:bCs/>
+                <w:color w:val="1FA6A2"/>
+                <w:sz w:val="19"/>
+                <w:szCs w:val="19"/>
+              </w:rPr>
+              <w:t xml:space="preserve">Solution:  </w:t>
+            </w:r>
+            <w:r>
+              <w:rPr>
+                <w:b/>
+                <w:bCs/>
+                <w:sz w:val="19"/>
+                <w:szCs w:val="19"/>
+              </w:rPr>
+              <w:t xml:space="preserve">D)  120%</w:t>
+            </w:r>
+          </w:p>
+          <w:p>
+            <w:pPr>
+              <w:spacing w:after="40"/>
+            </w:pPr>
+            <w:r>
+              <w:rPr>
+                <w:i/>
+                <w:iCs/>
+                <w:color w:val="5F6F80"/>
+                <w:sz w:val="18"/>
+                <w:szCs w:val="18"/>
+              </w:rPr>
+              <w:t xml:space="preserve">100% is exactly one whole, so any percent above 100 is more than one whole.</w:t>
+            </w:r>
+          </w:p>
+          <w:p>
+            <w:pPr>
+              <w:pBdr>
+                <w:bottom w:val="single" w:color="AFBECC" w:sz="6"/>
+              </w:pBdr>
+              <w:spacing w:after="30" w:before="150"/>
             </w:pPr>
             <w:r>
               <w:t xml:space="preserve"/>
@@ -4130,7 +4889,125 @@
           </w:p>
           <w:p>
             <w:pPr>
-              <w:spacing w:after="0" w:line="320"/>
+              <w:pBdr>
+                <w:bottom w:val="single" w:color="AFBECC" w:sz="6"/>
+              </w:pBdr>
+              <w:spacing w:after="30" w:before="150"/>
+            </w:pPr>
+            <w:r>
+              <w:t xml:space="preserve"/>
+            </w:r>
+          </w:p>
+        </w:tc>
+        <w:tc>
+          <w:tcPr>
+            <w:tcW w:type="dxa" w:w="3000"/>
+            <w:shd w:fill="FBF3E2" w:color="auto" w:val="clear"/>
+            <w:tcMar>
+              <w:top w:type="dxa" w:w="80"/>
+              <w:left w:type="dxa" w:w="100"/>
+              <w:bottom w:type="dxa" w:w="80"/>
+              <w:right w:type="dxa" w:w="100"/>
+            </w:tcMar>
+            <w:vAlign w:val="top"/>
+          </w:tcPr>
+          <w:p>
+            <w:pPr>
+              <w:spacing w:after="40"/>
+            </w:pPr>
+            <w:r>
+              <w:rPr>
+                <w:b/>
+                <w:bCs/>
+                <w:color w:val="12355B"/>
+                <w:sz w:val="19"/>
+                <w:szCs w:val="19"/>
+              </w:rPr>
+              <w:t xml:space="preserve">Because... </w:t>
+            </w:r>
+            <w:r>
+              <w:rPr>
+                <w:color w:val="AFBECC"/>
+                <w:sz w:val="19"/>
+                <w:szCs w:val="19"/>
+              </w:rPr>
+              <w:t xml:space="preserve">________________</w:t>
+            </w:r>
+          </w:p>
+          <w:p>
+            <w:pPr>
+              <w:pBdr>
+                <w:bottom w:val="single" w:color="AFBECC" w:sz="6"/>
+              </w:pBdr>
+              <w:spacing w:after="30" w:before="150"/>
+            </w:pPr>
+            <w:r>
+              <w:t xml:space="preserve"/>
+            </w:r>
+          </w:p>
+          <w:p>
+            <w:pPr>
+              <w:spacing w:after="40" w:before="80"/>
+            </w:pPr>
+            <w:r>
+              <w:rPr>
+                <w:b/>
+                <w:bCs/>
+                <w:color w:val="6B4FA0"/>
+                <w:sz w:val="19"/>
+                <w:szCs w:val="19"/>
+              </w:rPr>
+              <w:t xml:space="preserve">Although... </w:t>
+            </w:r>
+            <w:r>
+              <w:rPr>
+                <w:color w:val="AFBECC"/>
+                <w:sz w:val="19"/>
+                <w:szCs w:val="19"/>
+              </w:rPr>
+              <w:t xml:space="preserve">_______________</w:t>
+            </w:r>
+          </w:p>
+          <w:p>
+            <w:pPr>
+              <w:pBdr>
+                <w:bottom w:val="single" w:color="AFBECC" w:sz="6"/>
+              </w:pBdr>
+              <w:spacing w:after="30" w:before="150"/>
+            </w:pPr>
+            <w:r>
+              <w:t xml:space="preserve"/>
+            </w:r>
+          </w:p>
+          <w:p>
+            <w:pPr>
+              <w:spacing w:after="40" w:before="80"/>
+            </w:pPr>
+            <w:r>
+              <w:rPr>
+                <w:b/>
+                <w:bCs/>
+                <w:color w:val="1FA6A2"/>
+                <w:sz w:val="19"/>
+                <w:szCs w:val="19"/>
+              </w:rPr>
+              <w:t xml:space="preserve">Therefore... </w:t>
+            </w:r>
+            <w:r>
+              <w:rPr>
+                <w:color w:val="AFBECC"/>
+                <w:sz w:val="19"/>
+                <w:szCs w:val="19"/>
+              </w:rPr>
+              <w:t xml:space="preserve">______________</w:t>
+            </w:r>
+          </w:p>
+          <w:p>
+            <w:pPr>
+              <w:pBdr>
+                <w:bottom w:val="single" w:color="AFBECC" w:sz="6"/>
+              </w:pBdr>
+              <w:spacing w:after="30" w:before="150"/>
             </w:pPr>
             <w:r>
               <w:t xml:space="preserve"/>
@@ -4141,58 +5018,212 @@
     </w:tbl>
     <w:p>
       <w:pPr>
-        <w:keepNext/>
-        <w:spacing w:after="60" w:before="160"/>
-      </w:pPr>
-      <w:r>
-        <w:rPr>
-          <w:b/>
-          <w:bCs/>
-          <w:color w:val="12355B"/>
-          <w:sz w:val="22"/>
-          <w:szCs w:val="22"/>
-        </w:rPr>
-        <w:t xml:space="preserve">3.  </w:t>
-      </w:r>
-      <w:r>
-        <w:rPr>
-          <w:b/>
-          <w:bCs/>
-          <w:sz w:val="21"/>
-          <w:szCs w:val="21"/>
-        </w:rPr>
-        <w:t xml:space="preserve">Sort each percent by how it compares to one whole.</w:t>
+        <w:spacing w:after="80"/>
+      </w:pPr>
+      <w:r>
+        <w:t xml:space="preserve"/>
       </w:r>
     </w:p>
     <w:tbl>
       <w:tblPr>
-        <w:tblW w:type="pct" w:w="100%"/>
+        <w:tblW w:type="dxa" w:w="9360"/>
         <w:tblBorders>
           <w:top w:val="single" w:color="C7D2DD" w:sz="6"/>
           <w:left w:val="single" w:color="C7D2DD" w:sz="6"/>
           <w:bottom w:val="single" w:color="C7D2DD" w:sz="6"/>
           <w:right w:val="single" w:color="C7D2DD" w:sz="6"/>
-          <w:insideH w:val="single" w:color="auto" w:sz="4"/>
-          <w:insideV w:val="single" w:color="auto" w:sz="4"/>
+          <w:insideH w:val="single" w:color="C7D2DD" w:sz="6"/>
+          <w:insideV w:val="single" w:color="C7D2DD" w:sz="6"/>
         </w:tblBorders>
       </w:tblPr>
       <w:tblGrid>
-        <w:gridCol w:w="100"/>
+        <w:gridCol w:w="2800"/>
+        <w:gridCol w:w="3560"/>
+        <w:gridCol w:w="3000"/>
       </w:tblGrid>
       <w:tr>
-        <w:tc>
-          <w:tcPr>
+        <w:trPr>
+          <w:cantSplit/>
+          <w:tblHeader/>
+        </w:trPr>
+        <w:tc>
+          <w:tcPr>
+            <w:tcW w:type="dxa" w:w="2800"/>
+            <w:shd w:fill="EEF4F8" w:color="auto" w:val="clear"/>
+            <w:tcMar>
+              <w:top w:type="dxa" w:w="60"/>
+              <w:left w:type="dxa" w:w="100"/>
+              <w:bottom w:type="dxa" w:w="60"/>
+              <w:right w:type="dxa" w:w="100"/>
+            </w:tcMar>
+          </w:tcPr>
+          <w:p>
+            <w:pPr>
+              <w:spacing w:after="0"/>
+            </w:pPr>
+            <w:r>
+              <w:rPr>
+                <w:b/>
+                <w:bCs/>
+                <w:color w:val="12355B"/>
+                <w:sz w:val="16"/>
+                <w:szCs w:val="16"/>
+              </w:rPr>
+              <w:t xml:space="preserve">CORE PROBLEM / GIVEN REPRESENTATION</w:t>
+            </w:r>
+          </w:p>
+        </w:tc>
+        <w:tc>
+          <w:tcPr>
+            <w:tcW w:type="dxa" w:w="3560"/>
+            <w:shd w:fill="EEF4F8" w:color="auto" w:val="clear"/>
+            <w:tcMar>
+              <w:top w:type="dxa" w:w="60"/>
+              <w:left w:type="dxa" w:w="100"/>
+              <w:bottom w:type="dxa" w:w="60"/>
+              <w:right w:type="dxa" w:w="100"/>
+            </w:tcMar>
+          </w:tcPr>
+          <w:p>
+            <w:pPr>
+              <w:spacing w:after="0"/>
+            </w:pPr>
+            <w:r>
+              <w:rPr>
+                <w:b/>
+                <w:bCs/>
+                <w:color w:val="12355B"/>
+                <w:sz w:val="16"/>
+                <w:szCs w:val="16"/>
+              </w:rPr>
+              <w:t xml:space="preserve">WORKING SPACE / CALCULATION STEPS</w:t>
+            </w:r>
+          </w:p>
+        </w:tc>
+        <w:tc>
+          <w:tcPr>
+            <w:tcW w:type="dxa" w:w="3000"/>
             <w:shd w:fill="FBF3E2" w:color="auto" w:val="clear"/>
             <w:tcMar>
               <w:top w:type="dxa" w:w="60"/>
-              <w:left w:type="dxa" w:w="120"/>
+              <w:left w:type="dxa" w:w="100"/>
               <w:bottom w:type="dxa" w:w="60"/>
-              <w:right w:type="dxa" w:w="120"/>
-            </w:tcMar>
-          </w:tcPr>
-          <w:p>
-            <w:pPr>
-              <w:spacing w:after="0" w:line="320"/>
+              <w:right w:type="dxa" w:w="100"/>
+            </w:tcMar>
+          </w:tcPr>
+          <w:p>
+            <w:pPr>
+              <w:spacing w:after="0"/>
+            </w:pPr>
+            <w:r>
+              <w:rPr>
+                <w:b/>
+                <w:bCs/>
+                <w:color w:val="B97A12"/>
+                <w:sz w:val="16"/>
+                <w:szCs w:val="16"/>
+              </w:rPr>
+              <w:t xml:space="preserve">EXPLAIN YOUR REASONING</w:t>
+            </w:r>
+          </w:p>
+        </w:tc>
+      </w:tr>
+      <w:tr>
+        <w:trPr>
+          <w:cantSplit/>
+        </w:trPr>
+        <w:tc>
+          <w:tcPr>
+            <w:tcW w:type="dxa" w:w="2800"/>
+            <w:tcMar>
+              <w:top w:type="dxa" w:w="80"/>
+              <w:left w:type="dxa" w:w="100"/>
+              <w:bottom w:type="dxa" w:w="80"/>
+              <w:right w:type="dxa" w:w="100"/>
+            </w:tcMar>
+            <w:vAlign w:val="top"/>
+          </w:tcPr>
+          <w:p>
+            <w:pPr>
+              <w:spacing w:after="60"/>
+            </w:pPr>
+            <w:r>
+              <w:rPr>
+                <w:b/>
+                <w:bCs/>
+                <w:color w:val="12355B"/>
+                <w:sz w:val="21"/>
+                <w:szCs w:val="21"/>
+              </w:rPr>
+              <w:t xml:space="preserve">3.  </w:t>
+            </w:r>
+            <w:r>
+              <w:rPr>
+                <w:b/>
+                <w:bCs/>
+                <w:sz w:val="20"/>
+                <w:szCs w:val="20"/>
+              </w:rPr>
+              <w:t xml:space="preserve">Sort each percent by how it compares to one whole.</w:t>
+            </w:r>
+          </w:p>
+        </w:tc>
+        <w:tc>
+          <w:tcPr>
+            <w:tcW w:type="dxa" w:w="3560"/>
+            <w:tcMar>
+              <w:top w:type="dxa" w:w="80"/>
+              <w:left w:type="dxa" w:w="100"/>
+              <w:bottom w:type="dxa" w:w="80"/>
+              <w:right w:type="dxa" w:w="100"/>
+            </w:tcMar>
+            <w:vAlign w:val="top"/>
+          </w:tcPr>
+          <w:p>
+            <w:pPr>
+              <w:spacing w:after="40"/>
+            </w:pPr>
+            <w:r>
+              <w:rPr>
+                <w:b/>
+                <w:bCs/>
+                <w:color w:val="1FA6A2"/>
+                <w:sz w:val="19"/>
+                <w:szCs w:val="19"/>
+              </w:rPr>
+              <w:t xml:space="preserve">Solution:  </w:t>
+            </w:r>
+            <w:r>
+              <w:rPr>
+                <w:b/>
+                <w:bCs/>
+                <w:sz w:val="19"/>
+                <w:szCs w:val="19"/>
+              </w:rPr>
+              <w:t xml:space="preserve">Answers vary.</w:t>
+            </w:r>
+          </w:p>
+          <w:p>
+            <w:pPr>
+              <w:spacing w:after="40"/>
+            </w:pPr>
+            <w:r>
+              <w:rPr>
+                <w:i/>
+                <w:iCs/>
+                <w:color w:val="5F6F80"/>
+                <w:sz w:val="18"/>
+                <w:szCs w:val="18"/>
+              </w:rPr>
+              <w:t xml:space="preserve">100% is the dividing line: it means exactly one whole. Everything below is part of a whole; everything above is more than a whole.</w:t>
+            </w:r>
+          </w:p>
+          <w:p>
+            <w:pPr>
+              <w:pBdr>
+                <w:bottom w:val="single" w:color="AFBECC" w:sz="6"/>
+              </w:pBdr>
+              <w:spacing w:after="30" w:before="150"/>
             </w:pPr>
             <w:r>
               <w:t xml:space="preserve"/>
@@ -4200,15 +5231,57 @@
           </w:p>
           <w:p>
             <w:pPr>
-              <w:spacing w:after="0" w:line="320"/>
+              <w:pBdr>
+                <w:bottom w:val="single" w:color="AFBECC" w:sz="6"/>
+              </w:pBdr>
+              <w:spacing w:after="30" w:before="150"/>
             </w:pPr>
             <w:r>
               <w:t xml:space="preserve"/>
             </w:r>
           </w:p>
-          <w:p>
-            <w:pPr>
-              <w:spacing w:after="0" w:line="320"/>
+        </w:tc>
+        <w:tc>
+          <w:tcPr>
+            <w:tcW w:type="dxa" w:w="3000"/>
+            <w:shd w:fill="FBF3E2" w:color="auto" w:val="clear"/>
+            <w:tcMar>
+              <w:top w:type="dxa" w:w="80"/>
+              <w:left w:type="dxa" w:w="100"/>
+              <w:bottom w:type="dxa" w:w="80"/>
+              <w:right w:type="dxa" w:w="100"/>
+            </w:tcMar>
+            <w:vAlign w:val="top"/>
+          </w:tcPr>
+          <w:p>
+            <w:pPr>
+              <w:spacing w:after="40"/>
+            </w:pPr>
+            <w:r>
+              <w:rPr>
+                <w:b/>
+                <w:bCs/>
+                <w:color w:val="12355B"/>
+                <w:sz w:val="19"/>
+                <w:szCs w:val="19"/>
+              </w:rPr>
+              <w:t xml:space="preserve">Because... </w:t>
+            </w:r>
+            <w:r>
+              <w:rPr>
+                <w:color w:val="AFBECC"/>
+                <w:sz w:val="19"/>
+                <w:szCs w:val="19"/>
+              </w:rPr>
+              <w:t xml:space="preserve">________________</w:t>
+            </w:r>
+          </w:p>
+          <w:p>
+            <w:pPr>
+              <w:pBdr>
+                <w:bottom w:val="single" w:color="AFBECC" w:sz="6"/>
+              </w:pBdr>
+              <w:spacing w:after="30" w:before="150"/>
             </w:pPr>
             <w:r>
               <w:t xml:space="preserve"/>
@@ -4216,7 +5289,67 @@
           </w:p>
           <w:p>
             <w:pPr>
-              <w:spacing w:after="0" w:line="320"/>
+              <w:spacing w:after="40" w:before="80"/>
+            </w:pPr>
+            <w:r>
+              <w:rPr>
+                <w:b/>
+                <w:bCs/>
+                <w:color w:val="6B4FA0"/>
+                <w:sz w:val="19"/>
+                <w:szCs w:val="19"/>
+              </w:rPr>
+              <w:t xml:space="preserve">Although... </w:t>
+            </w:r>
+            <w:r>
+              <w:rPr>
+                <w:color w:val="AFBECC"/>
+                <w:sz w:val="19"/>
+                <w:szCs w:val="19"/>
+              </w:rPr>
+              <w:t xml:space="preserve">_______________</w:t>
+            </w:r>
+          </w:p>
+          <w:p>
+            <w:pPr>
+              <w:pBdr>
+                <w:bottom w:val="single" w:color="AFBECC" w:sz="6"/>
+              </w:pBdr>
+              <w:spacing w:after="30" w:before="150"/>
+            </w:pPr>
+            <w:r>
+              <w:t xml:space="preserve"/>
+            </w:r>
+          </w:p>
+          <w:p>
+            <w:pPr>
+              <w:spacing w:after="40" w:before="80"/>
+            </w:pPr>
+            <w:r>
+              <w:rPr>
+                <w:b/>
+                <w:bCs/>
+                <w:color w:val="1FA6A2"/>
+                <w:sz w:val="19"/>
+                <w:szCs w:val="19"/>
+              </w:rPr>
+              <w:t xml:space="preserve">Therefore... </w:t>
+            </w:r>
+            <w:r>
+              <w:rPr>
+                <w:color w:val="AFBECC"/>
+                <w:sz w:val="19"/>
+                <w:szCs w:val="19"/>
+              </w:rPr>
+              <w:t xml:space="preserve">______________</w:t>
+            </w:r>
+          </w:p>
+          <w:p>
+            <w:pPr>
+              <w:pBdr>
+                <w:bottom w:val="single" w:color="AFBECC" w:sz="6"/>
+              </w:pBdr>
+              <w:spacing w:after="30" w:before="150"/>
             </w:pPr>
             <w:r>
               <w:t xml:space="preserve"/>
@@ -4225,6 +5358,14 @@
         </w:tc>
       </w:tr>
     </w:tbl>
+    <w:p>
+      <w:pPr>
+        <w:spacing w:after="80"/>
+      </w:pPr>
+      <w:r>
+        <w:t xml:space="preserve"/>
+      </w:r>
+    </w:p>
     <w:p>
       <w:pPr>
         <w:pStyle w:val="Heading2"/>
@@ -4251,60 +5392,206 @@
         <w:t xml:space="preserve">   grade-level practice</w:t>
       </w:r>
     </w:p>
-    <w:p>
-      <w:pPr>
-        <w:keepNext/>
-        <w:spacing w:after="60" w:before="160"/>
-      </w:pPr>
-      <w:r>
-        <w:rPr>
-          <w:b/>
-          <w:bCs/>
-          <w:color w:val="12355B"/>
-          <w:sz w:val="22"/>
-          <w:szCs w:val="22"/>
-        </w:rPr>
-        <w:t xml:space="preserve">4.  </w:t>
-      </w:r>
-      <w:r>
-        <w:rPr>
-          <w:b/>
-          <w:bCs/>
-          <w:sz w:val="21"/>
-          <w:szCs w:val="21"/>
-        </w:rPr>
-        <w:t xml:space="preserve">Match each comparison to its percent.</w:t>
-      </w:r>
-    </w:p>
     <w:tbl>
       <w:tblPr>
-        <w:tblW w:type="pct" w:w="100%"/>
+        <w:tblW w:type="dxa" w:w="9360"/>
         <w:tblBorders>
           <w:top w:val="single" w:color="C7D2DD" w:sz="6"/>
           <w:left w:val="single" w:color="C7D2DD" w:sz="6"/>
           <w:bottom w:val="single" w:color="C7D2DD" w:sz="6"/>
           <w:right w:val="single" w:color="C7D2DD" w:sz="6"/>
-          <w:insideH w:val="single" w:color="auto" w:sz="4"/>
-          <w:insideV w:val="single" w:color="auto" w:sz="4"/>
+          <w:insideH w:val="single" w:color="C7D2DD" w:sz="6"/>
+          <w:insideV w:val="single" w:color="C7D2DD" w:sz="6"/>
         </w:tblBorders>
       </w:tblPr>
       <w:tblGrid>
-        <w:gridCol w:w="100"/>
+        <w:gridCol w:w="2800"/>
+        <w:gridCol w:w="3560"/>
+        <w:gridCol w:w="3000"/>
       </w:tblGrid>
       <w:tr>
-        <w:tc>
-          <w:tcPr>
+        <w:trPr>
+          <w:cantSplit/>
+          <w:tblHeader/>
+        </w:trPr>
+        <w:tc>
+          <w:tcPr>
+            <w:tcW w:type="dxa" w:w="2800"/>
+            <w:shd w:fill="EEF4F8" w:color="auto" w:val="clear"/>
+            <w:tcMar>
+              <w:top w:type="dxa" w:w="60"/>
+              <w:left w:type="dxa" w:w="100"/>
+              <w:bottom w:type="dxa" w:w="60"/>
+              <w:right w:type="dxa" w:w="100"/>
+            </w:tcMar>
+          </w:tcPr>
+          <w:p>
+            <w:pPr>
+              <w:spacing w:after="0"/>
+            </w:pPr>
+            <w:r>
+              <w:rPr>
+                <w:b/>
+                <w:bCs/>
+                <w:color w:val="12355B"/>
+                <w:sz w:val="16"/>
+                <w:szCs w:val="16"/>
+              </w:rPr>
+              <w:t xml:space="preserve">CORE PROBLEM / GIVEN REPRESENTATION</w:t>
+            </w:r>
+          </w:p>
+        </w:tc>
+        <w:tc>
+          <w:tcPr>
+            <w:tcW w:type="dxa" w:w="3560"/>
+            <w:shd w:fill="EEF4F8" w:color="auto" w:val="clear"/>
+            <w:tcMar>
+              <w:top w:type="dxa" w:w="60"/>
+              <w:left w:type="dxa" w:w="100"/>
+              <w:bottom w:type="dxa" w:w="60"/>
+              <w:right w:type="dxa" w:w="100"/>
+            </w:tcMar>
+          </w:tcPr>
+          <w:p>
+            <w:pPr>
+              <w:spacing w:after="0"/>
+            </w:pPr>
+            <w:r>
+              <w:rPr>
+                <w:b/>
+                <w:bCs/>
+                <w:color w:val="12355B"/>
+                <w:sz w:val="16"/>
+                <w:szCs w:val="16"/>
+              </w:rPr>
+              <w:t xml:space="preserve">WORKING SPACE / CALCULATION STEPS</w:t>
+            </w:r>
+          </w:p>
+        </w:tc>
+        <w:tc>
+          <w:tcPr>
+            <w:tcW w:type="dxa" w:w="3000"/>
             <w:shd w:fill="FBF3E2" w:color="auto" w:val="clear"/>
             <w:tcMar>
               <w:top w:type="dxa" w:w="60"/>
-              <w:left w:type="dxa" w:w="120"/>
+              <w:left w:type="dxa" w:w="100"/>
               <w:bottom w:type="dxa" w:w="60"/>
-              <w:right w:type="dxa" w:w="120"/>
-            </w:tcMar>
-          </w:tcPr>
-          <w:p>
-            <w:pPr>
-              <w:spacing w:after="0" w:line="320"/>
+              <w:right w:type="dxa" w:w="100"/>
+            </w:tcMar>
+          </w:tcPr>
+          <w:p>
+            <w:pPr>
+              <w:spacing w:after="0"/>
+            </w:pPr>
+            <w:r>
+              <w:rPr>
+                <w:b/>
+                <w:bCs/>
+                <w:color w:val="B97A12"/>
+                <w:sz w:val="16"/>
+                <w:szCs w:val="16"/>
+              </w:rPr>
+              <w:t xml:space="preserve">EXPLAIN YOUR REASONING</w:t>
+            </w:r>
+          </w:p>
+        </w:tc>
+      </w:tr>
+      <w:tr>
+        <w:trPr>
+          <w:cantSplit/>
+        </w:trPr>
+        <w:tc>
+          <w:tcPr>
+            <w:tcW w:type="dxa" w:w="2800"/>
+            <w:tcMar>
+              <w:top w:type="dxa" w:w="80"/>
+              <w:left w:type="dxa" w:w="100"/>
+              <w:bottom w:type="dxa" w:w="80"/>
+              <w:right w:type="dxa" w:w="100"/>
+            </w:tcMar>
+            <w:vAlign w:val="top"/>
+          </w:tcPr>
+          <w:p>
+            <w:pPr>
+              <w:spacing w:after="60"/>
+            </w:pPr>
+            <w:r>
+              <w:rPr>
+                <w:b/>
+                <w:bCs/>
+                <w:color w:val="12355B"/>
+                <w:sz w:val="21"/>
+                <w:szCs w:val="21"/>
+              </w:rPr>
+              <w:t xml:space="preserve">4.  </w:t>
+            </w:r>
+            <w:r>
+              <w:rPr>
+                <w:b/>
+                <w:bCs/>
+                <w:sz w:val="20"/>
+                <w:szCs w:val="20"/>
+              </w:rPr>
+              <w:t xml:space="preserve">Match each comparison to its percent.</w:t>
+            </w:r>
+          </w:p>
+        </w:tc>
+        <w:tc>
+          <w:tcPr>
+            <w:tcW w:type="dxa" w:w="3560"/>
+            <w:tcMar>
+              <w:top w:type="dxa" w:w="80"/>
+              <w:left w:type="dxa" w:w="100"/>
+              <w:bottom w:type="dxa" w:w="80"/>
+              <w:right w:type="dxa" w:w="100"/>
+            </w:tcMar>
+            <w:vAlign w:val="top"/>
+          </w:tcPr>
+          <w:p>
+            <w:pPr>
+              <w:spacing w:after="40"/>
+            </w:pPr>
+            <w:r>
+              <w:rPr>
+                <w:b/>
+                <w:bCs/>
+                <w:color w:val="1FA6A2"/>
+                <w:sz w:val="19"/>
+                <w:szCs w:val="19"/>
+              </w:rPr>
+              <w:t xml:space="preserve">Solution:  </w:t>
+            </w:r>
+            <w:r>
+              <w:rPr>
+                <w:b/>
+                <w:bCs/>
+                <w:sz w:val="19"/>
+                <w:szCs w:val="19"/>
+              </w:rPr>
+              <w:t xml:space="preserve">Answers vary.</w:t>
+            </w:r>
+          </w:p>
+          <w:p>
+            <w:pPr>
+              <w:spacing w:after="40"/>
+            </w:pPr>
+            <w:r>
+              <w:rPr>
+                <w:i/>
+                <w:iCs/>
+                <w:color w:val="5F6F80"/>
+                <w:sz w:val="18"/>
+                <w:szCs w:val="18"/>
+              </w:rPr>
+              <w:t xml:space="preserve">Every percent is a ratio rewritten with 100 as the second term. The whole is always 100%.</w:t>
+            </w:r>
+          </w:p>
+          <w:p>
+            <w:pPr>
+              <w:pBdr>
+                <w:bottom w:val="single" w:color="AFBECC" w:sz="6"/>
+              </w:pBdr>
+              <w:spacing w:after="30" w:before="150"/>
             </w:pPr>
             <w:r>
               <w:t xml:space="preserve"/>
@@ -4312,15 +5599,57 @@
           </w:p>
           <w:p>
             <w:pPr>
-              <w:spacing w:after="0" w:line="320"/>
+              <w:pBdr>
+                <w:bottom w:val="single" w:color="AFBECC" w:sz="6"/>
+              </w:pBdr>
+              <w:spacing w:after="30" w:before="150"/>
             </w:pPr>
             <w:r>
               <w:t xml:space="preserve"/>
             </w:r>
           </w:p>
-          <w:p>
-            <w:pPr>
-              <w:spacing w:after="0" w:line="320"/>
+        </w:tc>
+        <w:tc>
+          <w:tcPr>
+            <w:tcW w:type="dxa" w:w="3000"/>
+            <w:shd w:fill="FBF3E2" w:color="auto" w:val="clear"/>
+            <w:tcMar>
+              <w:top w:type="dxa" w:w="80"/>
+              <w:left w:type="dxa" w:w="100"/>
+              <w:bottom w:type="dxa" w:w="80"/>
+              <w:right w:type="dxa" w:w="100"/>
+            </w:tcMar>
+            <w:vAlign w:val="top"/>
+          </w:tcPr>
+          <w:p>
+            <w:pPr>
+              <w:spacing w:after="40"/>
+            </w:pPr>
+            <w:r>
+              <w:rPr>
+                <w:b/>
+                <w:bCs/>
+                <w:color w:val="12355B"/>
+                <w:sz w:val="19"/>
+                <w:szCs w:val="19"/>
+              </w:rPr>
+              <w:t xml:space="preserve">Because... </w:t>
+            </w:r>
+            <w:r>
+              <w:rPr>
+                <w:color w:val="AFBECC"/>
+                <w:sz w:val="19"/>
+                <w:szCs w:val="19"/>
+              </w:rPr>
+              <w:t xml:space="preserve">________________</w:t>
+            </w:r>
+          </w:p>
+          <w:p>
+            <w:pPr>
+              <w:pBdr>
+                <w:bottom w:val="single" w:color="AFBECC" w:sz="6"/>
+              </w:pBdr>
+              <w:spacing w:after="30" w:before="150"/>
             </w:pPr>
             <w:r>
               <w:t xml:space="preserve"/>
@@ -4328,7 +5657,67 @@
           </w:p>
           <w:p>
             <w:pPr>
-              <w:spacing w:after="0" w:line="320"/>
+              <w:spacing w:after="40" w:before="80"/>
+            </w:pPr>
+            <w:r>
+              <w:rPr>
+                <w:b/>
+                <w:bCs/>
+                <w:color w:val="6B4FA0"/>
+                <w:sz w:val="19"/>
+                <w:szCs w:val="19"/>
+              </w:rPr>
+              <w:t xml:space="preserve">Although... </w:t>
+            </w:r>
+            <w:r>
+              <w:rPr>
+                <w:color w:val="AFBECC"/>
+                <w:sz w:val="19"/>
+                <w:szCs w:val="19"/>
+              </w:rPr>
+              <w:t xml:space="preserve">_______________</w:t>
+            </w:r>
+          </w:p>
+          <w:p>
+            <w:pPr>
+              <w:pBdr>
+                <w:bottom w:val="single" w:color="AFBECC" w:sz="6"/>
+              </w:pBdr>
+              <w:spacing w:after="30" w:before="150"/>
+            </w:pPr>
+            <w:r>
+              <w:t xml:space="preserve"/>
+            </w:r>
+          </w:p>
+          <w:p>
+            <w:pPr>
+              <w:spacing w:after="40" w:before="80"/>
+            </w:pPr>
+            <w:r>
+              <w:rPr>
+                <w:b/>
+                <w:bCs/>
+                <w:color w:val="1FA6A2"/>
+                <w:sz w:val="19"/>
+                <w:szCs w:val="19"/>
+              </w:rPr>
+              <w:t xml:space="preserve">Therefore... </w:t>
+            </w:r>
+            <w:r>
+              <w:rPr>
+                <w:color w:val="AFBECC"/>
+                <w:sz w:val="19"/>
+                <w:szCs w:val="19"/>
+              </w:rPr>
+              <w:t xml:space="preserve">______________</w:t>
+            </w:r>
+          </w:p>
+          <w:p>
+            <w:pPr>
+              <w:pBdr>
+                <w:bottom w:val="single" w:color="AFBECC" w:sz="6"/>
+              </w:pBdr>
+              <w:spacing w:after="30" w:before="150"/>
             </w:pPr>
             <w:r>
               <w:t xml:space="preserve"/>
@@ -4339,84 +5728,7 @@
     </w:tbl>
     <w:p>
       <w:pPr>
-        <w:keepNext/>
-        <w:spacing w:after="60" w:before="160"/>
-      </w:pPr>
-      <w:r>
-        <w:rPr>
-          <w:b/>
-          <w:bCs/>
-          <w:color w:val="12355B"/>
-          <w:sz w:val="22"/>
-          <w:szCs w:val="22"/>
-        </w:rPr>
-        <w:t xml:space="preserve">5.  </w:t>
-      </w:r>
-      <w:r>
-        <w:rPr>
-          <w:b/>
-          <w:bCs/>
-          <w:sz w:val="21"/>
-          <w:szCs w:val="21"/>
-        </w:rPr>
-        <w:t xml:space="preserve">The orange kitten weighs 1.5 times as much as the gray kitten. What percent of the gray kitten's weight is that?</w:t>
-      </w:r>
-    </w:p>
-    <w:p>
-      <w:pPr>
-        <w:spacing w:after="40"/>
-        <w:ind w:left="420"/>
-      </w:pPr>
-      <w:r>
-        <w:rPr>
-          <w:sz w:val="20"/>
-          <w:szCs w:val="20"/>
-        </w:rPr>
-        <w:t xml:space="preserve">A)  1.5%</w:t>
-      </w:r>
-    </w:p>
-    <w:p>
-      <w:pPr>
-        <w:spacing w:after="40"/>
-        <w:ind w:left="420"/>
-      </w:pPr>
-      <w:r>
-        <w:rPr>
-          <w:sz w:val="20"/>
-          <w:szCs w:val="20"/>
-        </w:rPr>
-        <w:t xml:space="preserve">B)  15%</w:t>
-      </w:r>
-    </w:p>
-    <w:p>
-      <w:pPr>
-        <w:spacing w:after="40"/>
-        <w:ind w:left="420"/>
-      </w:pPr>
-      <w:r>
-        <w:rPr>
-          <w:sz w:val="20"/>
-          <w:szCs w:val="20"/>
-        </w:rPr>
-        <w:t xml:space="preserve">C)  50%</w:t>
-      </w:r>
-    </w:p>
-    <w:p>
-      <w:pPr>
-        <w:spacing w:after="40"/>
-        <w:ind w:left="420"/>
-      </w:pPr>
-      <w:r>
-        <w:rPr>
-          <w:sz w:val="20"/>
-          <w:szCs w:val="20"/>
-        </w:rPr>
-        <w:t xml:space="preserve">D)  150%</w:t>
-      </w:r>
-    </w:p>
-    <w:p>
-      <w:pPr>
-        <w:spacing w:after="20"/>
+        <w:spacing w:after="80"/>
       </w:pPr>
       <w:r>
         <w:t xml:space="preserve"/>
@@ -4424,33 +5736,256 @@
     </w:p>
     <w:tbl>
       <w:tblPr>
-        <w:tblW w:type="pct" w:w="100%"/>
+        <w:tblW w:type="dxa" w:w="9360"/>
         <w:tblBorders>
           <w:top w:val="single" w:color="C7D2DD" w:sz="6"/>
           <w:left w:val="single" w:color="C7D2DD" w:sz="6"/>
           <w:bottom w:val="single" w:color="C7D2DD" w:sz="6"/>
           <w:right w:val="single" w:color="C7D2DD" w:sz="6"/>
-          <w:insideH w:val="single" w:color="auto" w:sz="4"/>
-          <w:insideV w:val="single" w:color="auto" w:sz="4"/>
+          <w:insideH w:val="single" w:color="C7D2DD" w:sz="6"/>
+          <w:insideV w:val="single" w:color="C7D2DD" w:sz="6"/>
         </w:tblBorders>
       </w:tblPr>
       <w:tblGrid>
-        <w:gridCol w:w="100"/>
+        <w:gridCol w:w="2800"/>
+        <w:gridCol w:w="3560"/>
+        <w:gridCol w:w="3000"/>
       </w:tblGrid>
       <w:tr>
-        <w:tc>
-          <w:tcPr>
+        <w:trPr>
+          <w:cantSplit/>
+          <w:tblHeader/>
+        </w:trPr>
+        <w:tc>
+          <w:tcPr>
+            <w:tcW w:type="dxa" w:w="2800"/>
+            <w:shd w:fill="EEF4F8" w:color="auto" w:val="clear"/>
+            <w:tcMar>
+              <w:top w:type="dxa" w:w="60"/>
+              <w:left w:type="dxa" w:w="100"/>
+              <w:bottom w:type="dxa" w:w="60"/>
+              <w:right w:type="dxa" w:w="100"/>
+            </w:tcMar>
+          </w:tcPr>
+          <w:p>
+            <w:pPr>
+              <w:spacing w:after="0"/>
+            </w:pPr>
+            <w:r>
+              <w:rPr>
+                <w:b/>
+                <w:bCs/>
+                <w:color w:val="12355B"/>
+                <w:sz w:val="16"/>
+                <w:szCs w:val="16"/>
+              </w:rPr>
+              <w:t xml:space="preserve">CORE PROBLEM / GIVEN REPRESENTATION</w:t>
+            </w:r>
+          </w:p>
+        </w:tc>
+        <w:tc>
+          <w:tcPr>
+            <w:tcW w:type="dxa" w:w="3560"/>
+            <w:shd w:fill="EEF4F8" w:color="auto" w:val="clear"/>
+            <w:tcMar>
+              <w:top w:type="dxa" w:w="60"/>
+              <w:left w:type="dxa" w:w="100"/>
+              <w:bottom w:type="dxa" w:w="60"/>
+              <w:right w:type="dxa" w:w="100"/>
+            </w:tcMar>
+          </w:tcPr>
+          <w:p>
+            <w:pPr>
+              <w:spacing w:after="0"/>
+            </w:pPr>
+            <w:r>
+              <w:rPr>
+                <w:b/>
+                <w:bCs/>
+                <w:color w:val="12355B"/>
+                <w:sz w:val="16"/>
+                <w:szCs w:val="16"/>
+              </w:rPr>
+              <w:t xml:space="preserve">WORKING SPACE / CALCULATION STEPS</w:t>
+            </w:r>
+          </w:p>
+        </w:tc>
+        <w:tc>
+          <w:tcPr>
+            <w:tcW w:type="dxa" w:w="3000"/>
             <w:shd w:fill="FBF3E2" w:color="auto" w:val="clear"/>
             <w:tcMar>
               <w:top w:type="dxa" w:w="60"/>
-              <w:left w:type="dxa" w:w="120"/>
+              <w:left w:type="dxa" w:w="100"/>
               <w:bottom w:type="dxa" w:w="60"/>
-              <w:right w:type="dxa" w:w="120"/>
-            </w:tcMar>
-          </w:tcPr>
-          <w:p>
-            <w:pPr>
-              <w:spacing w:after="0" w:line="320"/>
+              <w:right w:type="dxa" w:w="100"/>
+            </w:tcMar>
+          </w:tcPr>
+          <w:p>
+            <w:pPr>
+              <w:spacing w:after="0"/>
+            </w:pPr>
+            <w:r>
+              <w:rPr>
+                <w:b/>
+                <w:bCs/>
+                <w:color w:val="B97A12"/>
+                <w:sz w:val="16"/>
+                <w:szCs w:val="16"/>
+              </w:rPr>
+              <w:t xml:space="preserve">EXPLAIN YOUR REASONING</w:t>
+            </w:r>
+          </w:p>
+        </w:tc>
+      </w:tr>
+      <w:tr>
+        <w:trPr>
+          <w:cantSplit/>
+        </w:trPr>
+        <w:tc>
+          <w:tcPr>
+            <w:tcW w:type="dxa" w:w="2800"/>
+            <w:tcMar>
+              <w:top w:type="dxa" w:w="80"/>
+              <w:left w:type="dxa" w:w="100"/>
+              <w:bottom w:type="dxa" w:w="80"/>
+              <w:right w:type="dxa" w:w="100"/>
+            </w:tcMar>
+            <w:vAlign w:val="top"/>
+          </w:tcPr>
+          <w:p>
+            <w:pPr>
+              <w:spacing w:after="60"/>
+            </w:pPr>
+            <w:r>
+              <w:rPr>
+                <w:b/>
+                <w:bCs/>
+                <w:color w:val="12355B"/>
+                <w:sz w:val="21"/>
+                <w:szCs w:val="21"/>
+              </w:rPr>
+              <w:t xml:space="preserve">5.  </w:t>
+            </w:r>
+            <w:r>
+              <w:rPr>
+                <w:b/>
+                <w:bCs/>
+                <w:sz w:val="20"/>
+                <w:szCs w:val="20"/>
+              </w:rPr>
+              <w:t xml:space="preserve">The orange kitten weighs 1.5 times as much as the gray kitten. What percent of the gray kitten's weight is that?</w:t>
+            </w:r>
+          </w:p>
+          <w:p>
+            <w:pPr>
+              <w:spacing w:after="30"/>
+              <w:ind w:left="180"/>
+            </w:pPr>
+            <w:r>
+              <w:rPr>
+                <w:sz w:val="19"/>
+                <w:szCs w:val="19"/>
+              </w:rPr>
+              <w:t xml:space="preserve">A)  1.5%</w:t>
+            </w:r>
+          </w:p>
+          <w:p>
+            <w:pPr>
+              <w:spacing w:after="30"/>
+              <w:ind w:left="180"/>
+            </w:pPr>
+            <w:r>
+              <w:rPr>
+                <w:sz w:val="19"/>
+                <w:szCs w:val="19"/>
+              </w:rPr>
+              <w:t xml:space="preserve">B)  15%</w:t>
+            </w:r>
+          </w:p>
+          <w:p>
+            <w:pPr>
+              <w:spacing w:after="30"/>
+              <w:ind w:left="180"/>
+            </w:pPr>
+            <w:r>
+              <w:rPr>
+                <w:sz w:val="19"/>
+                <w:szCs w:val="19"/>
+              </w:rPr>
+              <w:t xml:space="preserve">C)  50%</w:t>
+            </w:r>
+          </w:p>
+          <w:p>
+            <w:pPr>
+              <w:spacing w:after="30"/>
+              <w:ind w:left="180"/>
+            </w:pPr>
+            <w:r>
+              <w:rPr>
+                <w:sz w:val="19"/>
+                <w:szCs w:val="19"/>
+              </w:rPr>
+              <w:t xml:space="preserve">D)  150%</w:t>
+            </w:r>
+          </w:p>
+        </w:tc>
+        <w:tc>
+          <w:tcPr>
+            <w:tcW w:type="dxa" w:w="3560"/>
+            <w:tcMar>
+              <w:top w:type="dxa" w:w="80"/>
+              <w:left w:type="dxa" w:w="100"/>
+              <w:bottom w:type="dxa" w:w="80"/>
+              <w:right w:type="dxa" w:w="100"/>
+            </w:tcMar>
+            <w:vAlign w:val="top"/>
+          </w:tcPr>
+          <w:p>
+            <w:pPr>
+              <w:spacing w:after="40"/>
+            </w:pPr>
+            <w:r>
+              <w:rPr>
+                <w:b/>
+                <w:bCs/>
+                <w:color w:val="1FA6A2"/>
+                <w:sz w:val="19"/>
+                <w:szCs w:val="19"/>
+              </w:rPr>
+              <w:t xml:space="preserve">Solution:  </w:t>
+            </w:r>
+            <w:r>
+              <w:rPr>
+                <w:b/>
+                <w:bCs/>
+                <w:sz w:val="19"/>
+                <w:szCs w:val="19"/>
+              </w:rPr>
+              <w:t xml:space="preserve">D)  150%</w:t>
+            </w:r>
+          </w:p>
+          <w:p>
+            <w:pPr>
+              <w:spacing w:after="40"/>
+            </w:pPr>
+            <w:r>
+              <w:rPr>
+                <w:i/>
+                <w:iCs/>
+                <w:color w:val="5F6F80"/>
+                <w:sz w:val="18"/>
+                <w:szCs w:val="18"/>
+              </w:rPr>
+              <w:t xml:space="preserve">The gray kitten is the whole, or 100%. One and a half wholes is 100% + 50% = 150%.</w:t>
+            </w:r>
+          </w:p>
+          <w:p>
+            <w:pPr>
+              <w:pBdr>
+                <w:bottom w:val="single" w:color="AFBECC" w:sz="6"/>
+              </w:pBdr>
+              <w:spacing w:after="30" w:before="150"/>
             </w:pPr>
             <w:r>
               <w:t xml:space="preserve"/>
@@ -4458,7 +5993,125 @@
           </w:p>
           <w:p>
             <w:pPr>
-              <w:spacing w:after="0" w:line="320"/>
+              <w:pBdr>
+                <w:bottom w:val="single" w:color="AFBECC" w:sz="6"/>
+              </w:pBdr>
+              <w:spacing w:after="30" w:before="150"/>
+            </w:pPr>
+            <w:r>
+              <w:t xml:space="preserve"/>
+            </w:r>
+          </w:p>
+        </w:tc>
+        <w:tc>
+          <w:tcPr>
+            <w:tcW w:type="dxa" w:w="3000"/>
+            <w:shd w:fill="FBF3E2" w:color="auto" w:val="clear"/>
+            <w:tcMar>
+              <w:top w:type="dxa" w:w="80"/>
+              <w:left w:type="dxa" w:w="100"/>
+              <w:bottom w:type="dxa" w:w="80"/>
+              <w:right w:type="dxa" w:w="100"/>
+            </w:tcMar>
+            <w:vAlign w:val="top"/>
+          </w:tcPr>
+          <w:p>
+            <w:pPr>
+              <w:spacing w:after="40"/>
+            </w:pPr>
+            <w:r>
+              <w:rPr>
+                <w:b/>
+                <w:bCs/>
+                <w:color w:val="12355B"/>
+                <w:sz w:val="19"/>
+                <w:szCs w:val="19"/>
+              </w:rPr>
+              <w:t xml:space="preserve">Because... </w:t>
+            </w:r>
+            <w:r>
+              <w:rPr>
+                <w:color w:val="AFBECC"/>
+                <w:sz w:val="19"/>
+                <w:szCs w:val="19"/>
+              </w:rPr>
+              <w:t xml:space="preserve">________________</w:t>
+            </w:r>
+          </w:p>
+          <w:p>
+            <w:pPr>
+              <w:pBdr>
+                <w:bottom w:val="single" w:color="AFBECC" w:sz="6"/>
+              </w:pBdr>
+              <w:spacing w:after="30" w:before="150"/>
+            </w:pPr>
+            <w:r>
+              <w:t xml:space="preserve"/>
+            </w:r>
+          </w:p>
+          <w:p>
+            <w:pPr>
+              <w:spacing w:after="40" w:before="80"/>
+            </w:pPr>
+            <w:r>
+              <w:rPr>
+                <w:b/>
+                <w:bCs/>
+                <w:color w:val="6B4FA0"/>
+                <w:sz w:val="19"/>
+                <w:szCs w:val="19"/>
+              </w:rPr>
+              <w:t xml:space="preserve">Although... </w:t>
+            </w:r>
+            <w:r>
+              <w:rPr>
+                <w:color w:val="AFBECC"/>
+                <w:sz w:val="19"/>
+                <w:szCs w:val="19"/>
+              </w:rPr>
+              <w:t xml:space="preserve">_______________</w:t>
+            </w:r>
+          </w:p>
+          <w:p>
+            <w:pPr>
+              <w:pBdr>
+                <w:bottom w:val="single" w:color="AFBECC" w:sz="6"/>
+              </w:pBdr>
+              <w:spacing w:after="30" w:before="150"/>
+            </w:pPr>
+            <w:r>
+              <w:t xml:space="preserve"/>
+            </w:r>
+          </w:p>
+          <w:p>
+            <w:pPr>
+              <w:spacing w:after="40" w:before="80"/>
+            </w:pPr>
+            <w:r>
+              <w:rPr>
+                <w:b/>
+                <w:bCs/>
+                <w:color w:val="1FA6A2"/>
+                <w:sz w:val="19"/>
+                <w:szCs w:val="19"/>
+              </w:rPr>
+              <w:t xml:space="preserve">Therefore... </w:t>
+            </w:r>
+            <w:r>
+              <w:rPr>
+                <w:color w:val="AFBECC"/>
+                <w:sz w:val="19"/>
+                <w:szCs w:val="19"/>
+              </w:rPr>
+              <w:t xml:space="preserve">______________</w:t>
+            </w:r>
+          </w:p>
+          <w:p>
+            <w:pPr>
+              <w:pBdr>
+                <w:bottom w:val="single" w:color="AFBECC" w:sz="6"/>
+              </w:pBdr>
+              <w:spacing w:after="30" w:before="150"/>
             </w:pPr>
             <w:r>
               <w:t xml:space="preserve"/>
@@ -4467,6 +6120,14 @@
         </w:tc>
       </w:tr>
     </w:tbl>
+    <w:p>
+      <w:pPr>
+        <w:spacing w:after="80"/>
+      </w:pPr>
+      <w:r>
+        <w:t xml:space="preserve"/>
+      </w:r>
+    </w:p>
     <w:p>
       <w:pPr>
         <w:pStyle w:val="Heading2"/>
@@ -4493,60 +6154,191 @@
         <w:t xml:space="preserve">   stretch your thinking</w:t>
       </w:r>
     </w:p>
-    <w:p>
-      <w:pPr>
-        <w:keepNext/>
-        <w:spacing w:after="60" w:before="160"/>
-      </w:pPr>
-      <w:r>
-        <w:rPr>
-          <w:b/>
-          <w:bCs/>
-          <w:color w:val="12355B"/>
-          <w:sz w:val="22"/>
-          <w:szCs w:val="22"/>
-        </w:rPr>
-        <w:t xml:space="preserve">6.  </w:t>
-      </w:r>
-      <w:r>
-        <w:rPr>
-          <w:b/>
-          <w:bCs/>
-          <w:sz w:val="21"/>
-          <w:szCs w:val="21"/>
-        </w:rPr>
-        <w:t xml:space="preserve">A car dealership sold 50 cars last month: 20 sedans, 15 SUVs, 10 trucks, and 5 vans. The owner will order 100 cars for next month and wants the order to match last month's sales pattern. Write each type as a percent, then say how many of each to order — and explain why percents make this easier than the raw counts.</w:t>
-      </w:r>
-    </w:p>
     <w:tbl>
       <w:tblPr>
-        <w:tblW w:type="pct" w:w="100%"/>
+        <w:tblW w:type="dxa" w:w="9360"/>
         <w:tblBorders>
           <w:top w:val="single" w:color="C7D2DD" w:sz="6"/>
           <w:left w:val="single" w:color="C7D2DD" w:sz="6"/>
           <w:bottom w:val="single" w:color="C7D2DD" w:sz="6"/>
           <w:right w:val="single" w:color="C7D2DD" w:sz="6"/>
-          <w:insideH w:val="single" w:color="auto" w:sz="4"/>
-          <w:insideV w:val="single" w:color="auto" w:sz="4"/>
+          <w:insideH w:val="single" w:color="C7D2DD" w:sz="6"/>
+          <w:insideV w:val="single" w:color="C7D2DD" w:sz="6"/>
         </w:tblBorders>
       </w:tblPr>
       <w:tblGrid>
-        <w:gridCol w:w="100"/>
+        <w:gridCol w:w="2800"/>
+        <w:gridCol w:w="3560"/>
+        <w:gridCol w:w="3000"/>
       </w:tblGrid>
       <w:tr>
-        <w:tc>
-          <w:tcPr>
+        <w:trPr>
+          <w:cantSplit/>
+          <w:tblHeader/>
+        </w:trPr>
+        <w:tc>
+          <w:tcPr>
+            <w:tcW w:type="dxa" w:w="2800"/>
+            <w:shd w:fill="EEF4F8" w:color="auto" w:val="clear"/>
+            <w:tcMar>
+              <w:top w:type="dxa" w:w="60"/>
+              <w:left w:type="dxa" w:w="100"/>
+              <w:bottom w:type="dxa" w:w="60"/>
+              <w:right w:type="dxa" w:w="100"/>
+            </w:tcMar>
+          </w:tcPr>
+          <w:p>
+            <w:pPr>
+              <w:spacing w:after="0"/>
+            </w:pPr>
+            <w:r>
+              <w:rPr>
+                <w:b/>
+                <w:bCs/>
+                <w:color w:val="12355B"/>
+                <w:sz w:val="16"/>
+                <w:szCs w:val="16"/>
+              </w:rPr>
+              <w:t xml:space="preserve">CORE PROBLEM / GIVEN REPRESENTATION</w:t>
+            </w:r>
+          </w:p>
+        </w:tc>
+        <w:tc>
+          <w:tcPr>
+            <w:tcW w:type="dxa" w:w="3560"/>
+            <w:shd w:fill="EEF4F8" w:color="auto" w:val="clear"/>
+            <w:tcMar>
+              <w:top w:type="dxa" w:w="60"/>
+              <w:left w:type="dxa" w:w="100"/>
+              <w:bottom w:type="dxa" w:w="60"/>
+              <w:right w:type="dxa" w:w="100"/>
+            </w:tcMar>
+          </w:tcPr>
+          <w:p>
+            <w:pPr>
+              <w:spacing w:after="0"/>
+            </w:pPr>
+            <w:r>
+              <w:rPr>
+                <w:b/>
+                <w:bCs/>
+                <w:color w:val="12355B"/>
+                <w:sz w:val="16"/>
+                <w:szCs w:val="16"/>
+              </w:rPr>
+              <w:t xml:space="preserve">WORKING SPACE / CALCULATION STEPS</w:t>
+            </w:r>
+          </w:p>
+        </w:tc>
+        <w:tc>
+          <w:tcPr>
+            <w:tcW w:type="dxa" w:w="3000"/>
             <w:shd w:fill="FBF3E2" w:color="auto" w:val="clear"/>
             <w:tcMar>
               <w:top w:type="dxa" w:w="60"/>
-              <w:left w:type="dxa" w:w="120"/>
+              <w:left w:type="dxa" w:w="100"/>
               <w:bottom w:type="dxa" w:w="60"/>
-              <w:right w:type="dxa" w:w="120"/>
-            </w:tcMar>
-          </w:tcPr>
-          <w:p>
-            <w:pPr>
-              <w:spacing w:after="0" w:line="320"/>
+              <w:right w:type="dxa" w:w="100"/>
+            </w:tcMar>
+          </w:tcPr>
+          <w:p>
+            <w:pPr>
+              <w:spacing w:after="0"/>
+            </w:pPr>
+            <w:r>
+              <w:rPr>
+                <w:b/>
+                <w:bCs/>
+                <w:color w:val="B97A12"/>
+                <w:sz w:val="16"/>
+                <w:szCs w:val="16"/>
+              </w:rPr>
+              <w:t xml:space="preserve">EXPLAIN YOUR REASONING</w:t>
+            </w:r>
+          </w:p>
+        </w:tc>
+      </w:tr>
+      <w:tr>
+        <w:trPr>
+          <w:cantSplit/>
+        </w:trPr>
+        <w:tc>
+          <w:tcPr>
+            <w:tcW w:type="dxa" w:w="2800"/>
+            <w:tcMar>
+              <w:top w:type="dxa" w:w="80"/>
+              <w:left w:type="dxa" w:w="100"/>
+              <w:bottom w:type="dxa" w:w="80"/>
+              <w:right w:type="dxa" w:w="100"/>
+            </w:tcMar>
+            <w:vAlign w:val="top"/>
+          </w:tcPr>
+          <w:p>
+            <w:pPr>
+              <w:spacing w:after="60"/>
+            </w:pPr>
+            <w:r>
+              <w:rPr>
+                <w:b/>
+                <w:bCs/>
+                <w:color w:val="12355B"/>
+                <w:sz w:val="21"/>
+                <w:szCs w:val="21"/>
+              </w:rPr>
+              <w:t xml:space="preserve">6.  </w:t>
+            </w:r>
+            <w:r>
+              <w:rPr>
+                <w:b/>
+                <w:bCs/>
+                <w:sz w:val="20"/>
+                <w:szCs w:val="20"/>
+              </w:rPr>
+              <w:t xml:space="preserve">A car dealership sold 50 cars last month: 20 sedans, 15 SUVs, 10 trucks, and 5 vans. The owner will order 100 cars for next month and wants the order to match last month's sales pattern. Write each type as a percent, then say how many of each to order — and explain why percents make this easier than the raw counts.</w:t>
+            </w:r>
+          </w:p>
+        </w:tc>
+        <w:tc>
+          <w:tcPr>
+            <w:tcW w:type="dxa" w:w="3560"/>
+            <w:tcMar>
+              <w:top w:type="dxa" w:w="80"/>
+              <w:left w:type="dxa" w:w="100"/>
+              <w:bottom w:type="dxa" w:w="80"/>
+              <w:right w:type="dxa" w:w="100"/>
+            </w:tcMar>
+            <w:vAlign w:val="top"/>
+          </w:tcPr>
+          <w:p>
+            <w:pPr>
+              <w:spacing w:after="40"/>
+            </w:pPr>
+            <w:r>
+              <w:rPr>
+                <w:b/>
+                <w:bCs/>
+                <w:color w:val="1FA6A2"/>
+                <w:sz w:val="19"/>
+                <w:szCs w:val="19"/>
+              </w:rPr>
+              <w:t xml:space="preserve">Solution:  </w:t>
+            </w:r>
+            <w:r>
+              <w:rPr>
+                <w:b/>
+                <w:bCs/>
+                <w:sz w:val="19"/>
+                <w:szCs w:val="19"/>
+              </w:rPr>
+              <w:t xml:space="preserve">Each count is out of 50, so multiply both terms by 2 to compare to 100: sedans 20/50 = 40/100 = 40%, SUVs 15/50 = 30/100 = 30%, trucks 10/50 = 20/100 = 20%, vans 5/50 = 10/100 = 10%. The percents total 100%, which confirms the whole is accounted for. Because the new order is exactly 100 cars, each percent IS the number to order: 40 sedans, 30 SUVs, 20 trucks, and 10 vans. Percents make this easier because they restate every count against the same whole of 100, so two months with different totals can be compared directly.</w:t>
+            </w:r>
+          </w:p>
+          <w:p>
+            <w:pPr>
+              <w:pBdr>
+                <w:bottom w:val="single" w:color="AFBECC" w:sz="6"/>
+              </w:pBdr>
+              <w:spacing w:after="30" w:before="150"/>
             </w:pPr>
             <w:r>
               <w:t xml:space="preserve"/>
@@ -4554,15 +6346,57 @@
           </w:p>
           <w:p>
             <w:pPr>
-              <w:spacing w:after="0" w:line="320"/>
+              <w:pBdr>
+                <w:bottom w:val="single" w:color="AFBECC" w:sz="6"/>
+              </w:pBdr>
+              <w:spacing w:after="30" w:before="150"/>
             </w:pPr>
             <w:r>
               <w:t xml:space="preserve"/>
             </w:r>
           </w:p>
-          <w:p>
-            <w:pPr>
-              <w:spacing w:after="0" w:line="320"/>
+        </w:tc>
+        <w:tc>
+          <w:tcPr>
+            <w:tcW w:type="dxa" w:w="3000"/>
+            <w:shd w:fill="FBF3E2" w:color="auto" w:val="clear"/>
+            <w:tcMar>
+              <w:top w:type="dxa" w:w="80"/>
+              <w:left w:type="dxa" w:w="100"/>
+              <w:bottom w:type="dxa" w:w="80"/>
+              <w:right w:type="dxa" w:w="100"/>
+            </w:tcMar>
+            <w:vAlign w:val="top"/>
+          </w:tcPr>
+          <w:p>
+            <w:pPr>
+              <w:spacing w:after="40"/>
+            </w:pPr>
+            <w:r>
+              <w:rPr>
+                <w:b/>
+                <w:bCs/>
+                <w:color w:val="12355B"/>
+                <w:sz w:val="19"/>
+                <w:szCs w:val="19"/>
+              </w:rPr>
+              <w:t xml:space="preserve">Because... </w:t>
+            </w:r>
+            <w:r>
+              <w:rPr>
+                <w:color w:val="AFBECC"/>
+                <w:sz w:val="19"/>
+                <w:szCs w:val="19"/>
+              </w:rPr>
+              <w:t xml:space="preserve">________________</w:t>
+            </w:r>
+          </w:p>
+          <w:p>
+            <w:pPr>
+              <w:pBdr>
+                <w:bottom w:val="single" w:color="AFBECC" w:sz="6"/>
+              </w:pBdr>
+              <w:spacing w:after="30" w:before="150"/>
             </w:pPr>
             <w:r>
               <w:t xml:space="preserve"/>
@@ -4570,7 +6404,67 @@
           </w:p>
           <w:p>
             <w:pPr>
-              <w:spacing w:after="0" w:line="320"/>
+              <w:spacing w:after="40" w:before="80"/>
+            </w:pPr>
+            <w:r>
+              <w:rPr>
+                <w:b/>
+                <w:bCs/>
+                <w:color w:val="6B4FA0"/>
+                <w:sz w:val="19"/>
+                <w:szCs w:val="19"/>
+              </w:rPr>
+              <w:t xml:space="preserve">Although... </w:t>
+            </w:r>
+            <w:r>
+              <w:rPr>
+                <w:color w:val="AFBECC"/>
+                <w:sz w:val="19"/>
+                <w:szCs w:val="19"/>
+              </w:rPr>
+              <w:t xml:space="preserve">_______________</w:t>
+            </w:r>
+          </w:p>
+          <w:p>
+            <w:pPr>
+              <w:pBdr>
+                <w:bottom w:val="single" w:color="AFBECC" w:sz="6"/>
+              </w:pBdr>
+              <w:spacing w:after="30" w:before="150"/>
+            </w:pPr>
+            <w:r>
+              <w:t xml:space="preserve"/>
+            </w:r>
+          </w:p>
+          <w:p>
+            <w:pPr>
+              <w:spacing w:after="40" w:before="80"/>
+            </w:pPr>
+            <w:r>
+              <w:rPr>
+                <w:b/>
+                <w:bCs/>
+                <w:color w:val="1FA6A2"/>
+                <w:sz w:val="19"/>
+                <w:szCs w:val="19"/>
+              </w:rPr>
+              <w:t xml:space="preserve">Therefore... </w:t>
+            </w:r>
+            <w:r>
+              <w:rPr>
+                <w:color w:val="AFBECC"/>
+                <w:sz w:val="19"/>
+                <w:szCs w:val="19"/>
+              </w:rPr>
+              <w:t xml:space="preserve">______________</w:t>
+            </w:r>
+          </w:p>
+          <w:p>
+            <w:pPr>
+              <w:pBdr>
+                <w:bottom w:val="single" w:color="AFBECC" w:sz="6"/>
+              </w:pBdr>
+              <w:spacing w:after="30" w:before="150"/>
             </w:pPr>
             <w:r>
               <w:t xml:space="preserve"/>
@@ -4579,6 +6473,14 @@
         </w:tc>
       </w:tr>
     </w:tbl>
+    <w:p>
+      <w:pPr>
+        <w:spacing w:after="80"/>
+      </w:pPr>
+      <w:r>
+        <w:t xml:space="preserve"/>
+      </w:r>
+    </w:p>
     <w:p>
       <w:pPr>
         <w:pStyle w:val="Heading1"/>
@@ -4697,6 +6599,149 @@
         <w:t xml:space="preserve"/>
       </w:r>
     </w:p>
+    <w:p>
+      <w:pPr>
+        <w:spacing w:after="60"/>
+      </w:pPr>
+      <w:r>
+        <w:t xml:space="preserve"/>
+      </w:r>
+    </w:p>
+    <w:tbl>
+      <w:tblPr>
+        <w:tblW w:type="dxa" w:w="9360"/>
+        <w:tblBorders>
+          <w:top w:val="single" w:color="C7D2DD" w:sz="6"/>
+          <w:left w:val="single" w:color="C7D2DD" w:sz="6"/>
+          <w:bottom w:val="single" w:color="C7D2DD" w:sz="6"/>
+          <w:right w:val="single" w:color="C7D2DD" w:sz="6"/>
+          <w:insideH w:val="single" w:color="C7D2DD" w:sz="6"/>
+          <w:insideV w:val="single" w:color="C7D2DD" w:sz="6"/>
+        </w:tblBorders>
+      </w:tblPr>
+      <w:tblGrid>
+        <w:gridCol w:w="3120"/>
+        <w:gridCol w:w="3120"/>
+        <w:gridCol w:w="3120"/>
+      </w:tblGrid>
+      <w:tr>
+        <w:trPr>
+          <w:cantSplit/>
+          <w:tblHeader/>
+        </w:trPr>
+        <w:tc>
+          <w:tcPr>
+            <w:tcW w:type="dxa" w:w="9360"/>
+            <w:gridSpan w:val="3"/>
+            <w:shd w:fill="EEF4F8" w:color="auto" w:val="clear"/>
+            <w:tcMar>
+              <w:top w:type="dxa" w:w="60"/>
+              <w:left w:type="dxa" w:w="100"/>
+              <w:bottom w:type="dxa" w:w="60"/>
+              <w:right w:type="dxa" w:w="100"/>
+            </w:tcMar>
+          </w:tcPr>
+          <w:p>
+            <w:pPr>
+              <w:spacing w:after="0"/>
+            </w:pPr>
+            <w:r>
+              <w:rPr>
+                <w:b/>
+                <w:bCs/>
+                <w:color w:val="12355B"/>
+                <w:sz w:val="18"/>
+                <w:szCs w:val="18"/>
+              </w:rPr>
+              <w:t xml:space="preserve">EXIT CHECK · 3-POINT SELF-ASSESSMENT CHECKLIST</w:t>
+            </w:r>
+          </w:p>
+        </w:tc>
+      </w:tr>
+      <w:tr>
+        <w:trPr>
+          <w:cantSplit/>
+        </w:trPr>
+        <w:tc>
+          <w:tcPr>
+            <w:tcW w:type="dxa" w:w="3120"/>
+            <w:tcMar>
+              <w:top w:type="dxa" w:w="80"/>
+              <w:left w:type="dxa" w:w="100"/>
+              <w:bottom w:type="dxa" w:w="80"/>
+              <w:right w:type="dxa" w:w="100"/>
+            </w:tcMar>
+          </w:tcPr>
+          <w:p>
+            <w:pPr>
+              <w:spacing w:after="0"/>
+            </w:pPr>
+            <w:r>
+              <w:rPr>
+                <w:b/>
+                <w:bCs/>
+                <w:color w:val="1A2733"/>
+                <w:sz w:val="18"/>
+                <w:szCs w:val="18"/>
+              </w:rPr>
+              <w:t xml:space="preserve">☐ 1. Units &amp; Labels Verified</w:t>
+            </w:r>
+          </w:p>
+        </w:tc>
+        <w:tc>
+          <w:tcPr>
+            <w:tcW w:type="dxa" w:w="3120"/>
+            <w:tcMar>
+              <w:top w:type="dxa" w:w="80"/>
+              <w:left w:type="dxa" w:w="100"/>
+              <w:bottom w:type="dxa" w:w="80"/>
+              <w:right w:type="dxa" w:w="100"/>
+            </w:tcMar>
+          </w:tcPr>
+          <w:p>
+            <w:pPr>
+              <w:spacing w:after="0"/>
+            </w:pPr>
+            <w:r>
+              <w:rPr>
+                <w:b/>
+                <w:bCs/>
+                <w:color w:val="1A2733"/>
+                <w:sz w:val="18"/>
+                <w:szCs w:val="18"/>
+              </w:rPr>
+              <w:t xml:space="preserve">☐ 2. Reasoning Stated (Because / Although / Therefore)</w:t>
+            </w:r>
+          </w:p>
+        </w:tc>
+        <w:tc>
+          <w:tcPr>
+            <w:tcW w:type="dxa" w:w="3120"/>
+            <w:tcMar>
+              <w:top w:type="dxa" w:w="80"/>
+              <w:left w:type="dxa" w:w="100"/>
+              <w:bottom w:type="dxa" w:w="80"/>
+              <w:right w:type="dxa" w:w="100"/>
+            </w:tcMar>
+          </w:tcPr>
+          <w:p>
+            <w:pPr>
+              <w:spacing w:after="0"/>
+            </w:pPr>
+            <w:r>
+              <w:rPr>
+                <w:b/>
+                <w:bCs/>
+                <w:color w:val="1A2733"/>
+                <w:sz w:val="18"/>
+                <w:szCs w:val="18"/>
+              </w:rPr>
+              <w:t xml:space="preserve">☐ 3. Calculations Double-Checked</w:t>
+            </w:r>
+          </w:p>
+        </w:tc>
+      </w:tr>
+    </w:tbl>
     <w:p>
       <w:pPr>
         <w:pStyle w:val="Heading1"/>
